--- a/cpp/latex/lec4/report_2412747_4.docx
+++ b/cpp/latex/lec4/report_2412747_4.docx
@@ -209,6 +209,7 @@
         </w:rPr>
         <w:t>と</w:t>
       </w:r>
+      <w:proofErr w:type="gramStart"/>
       <w:r>
         <w:rPr>
           <w:rFonts w:ascii="ＭＳ Ｐ明朝" w:eastAsia="ＭＳ Ｐ明朝" w:hAnsi="ＭＳ Ｐ明朝"/>
@@ -216,6 +217,7 @@
         </w:rPr>
         <w:t>b</w:t>
       </w:r>
+      <w:proofErr w:type="gramEnd"/>
       <w:r>
         <w:rPr>
           <w:rFonts w:ascii="ＭＳ Ｐ明朝" w:eastAsia="ＭＳ Ｐ明朝" w:hAnsi="ＭＳ Ｐ明朝" w:hint="eastAsia"/>
@@ -559,6 +561,7 @@
         </w:rPr>
         <w:t>が</w:t>
       </w:r>
+      <w:proofErr w:type="spellStart"/>
       <w:r>
         <w:rPr>
           <w:rFonts w:ascii="ＭＳ Ｐ明朝" w:eastAsia="ＭＳ Ｐ明朝" w:hAnsi="ＭＳ Ｐ明朝"/>
@@ -566,6 +569,7 @@
         </w:rPr>
         <w:t>NaN</w:t>
       </w:r>
+      <w:proofErr w:type="spellEnd"/>
       <w:r>
         <w:rPr>
           <w:rFonts w:ascii="ＭＳ Ｐ明朝" w:eastAsia="ＭＳ Ｐ明朝" w:hAnsi="ＭＳ Ｐ明朝" w:hint="eastAsia"/>
@@ -675,6 +679,7 @@
         </w:rPr>
         <w:t>つでない場合を弾き、また、</w:t>
       </w:r>
+      <w:proofErr w:type="spellStart"/>
       <w:r>
         <w:rPr>
           <w:rFonts w:ascii="ＭＳ Ｐ明朝" w:eastAsia="ＭＳ Ｐ明朝" w:hAnsi="ＭＳ Ｐ明朝"/>
@@ -682,6 +687,7 @@
         </w:rPr>
         <w:t>check_arg</w:t>
       </w:r>
+      <w:proofErr w:type="spellEnd"/>
       <w:r>
         <w:rPr>
           <w:rFonts w:ascii="ＭＳ Ｐ明朝" w:eastAsia="ＭＳ Ｐ明朝" w:hAnsi="ＭＳ Ｐ明朝" w:hint="eastAsia"/>
@@ -703,6 +709,7 @@
         </w:rPr>
         <w:t>、</w:t>
       </w:r>
+      <w:proofErr w:type="gramStart"/>
       <w:r>
         <w:rPr>
           <w:rFonts w:ascii="ＭＳ Ｐ明朝" w:eastAsia="ＭＳ Ｐ明朝" w:hAnsi="ＭＳ Ｐ明朝"/>
@@ -710,6 +717,7 @@
         </w:rPr>
         <w:t>b</w:t>
       </w:r>
+      <w:proofErr w:type="gramEnd"/>
       <w:r>
         <w:rPr>
           <w:rFonts w:ascii="ＭＳ Ｐ明朝" w:eastAsia="ＭＳ Ｐ明朝" w:hAnsi="ＭＳ Ｐ明朝" w:hint="eastAsia"/>
@@ -717,6 +725,7 @@
         </w:rPr>
         <w:t>、</w:t>
       </w:r>
+      <w:proofErr w:type="gramStart"/>
       <w:r>
         <w:rPr>
           <w:rFonts w:ascii="ＭＳ Ｐ明朝" w:eastAsia="ＭＳ Ｐ明朝" w:hAnsi="ＭＳ Ｐ明朝"/>
@@ -724,6 +733,7 @@
         </w:rPr>
         <w:t>c</w:t>
       </w:r>
+      <w:proofErr w:type="gramEnd"/>
       <w:r>
         <w:rPr>
           <w:rFonts w:ascii="ＭＳ Ｐ明朝" w:eastAsia="ＭＳ Ｐ明朝" w:hAnsi="ＭＳ Ｐ明朝" w:hint="eastAsia"/>
@@ -759,6 +769,7 @@
         </w:rPr>
         <w:t>つの解を保持する</w:t>
       </w:r>
+      <w:proofErr w:type="spellStart"/>
       <w:r>
         <w:rPr>
           <w:rFonts w:ascii="ＭＳ Ｐ明朝" w:eastAsia="ＭＳ Ｐ明朝" w:hAnsi="ＭＳ Ｐ明朝"/>
@@ -766,6 +777,7 @@
         </w:rPr>
         <w:t>t_quad</w:t>
       </w:r>
+      <w:proofErr w:type="spellEnd"/>
       <w:r>
         <w:rPr>
           <w:rFonts w:ascii="ＭＳ Ｐ明朝" w:eastAsia="ＭＳ Ｐ明朝" w:hAnsi="ＭＳ Ｐ明朝" w:hint="eastAsia"/>
@@ -773,6 +785,7 @@
         </w:rPr>
         <w:t>構造体を用意した。また、解は実部と虚部を含む可能性があるため、</w:t>
       </w:r>
+      <w:proofErr w:type="spellStart"/>
       <w:r>
         <w:rPr>
           <w:rFonts w:ascii="ＭＳ Ｐ明朝" w:eastAsia="ＭＳ Ｐ明朝" w:hAnsi="ＭＳ Ｐ明朝"/>
@@ -780,6 +793,7 @@
         </w:rPr>
         <w:t>t_comp_num</w:t>
       </w:r>
+      <w:proofErr w:type="spellEnd"/>
       <w:r>
         <w:rPr>
           <w:rFonts w:ascii="ＭＳ Ｐ明朝" w:eastAsia="ＭＳ Ｐ明朝" w:hAnsi="ＭＳ Ｐ明朝" w:hint="eastAsia"/>
@@ -794,6 +808,7 @@
         </w:rPr>
         <w:t>用意した構造体のメンバに入力された値を</w:t>
       </w:r>
+      <w:proofErr w:type="spellStart"/>
       <w:r>
         <w:rPr>
           <w:rFonts w:ascii="ＭＳ Ｐ明朝" w:eastAsia="ＭＳ Ｐ明朝" w:hAnsi="ＭＳ Ｐ明朝"/>
@@ -801,6 +816,7 @@
         </w:rPr>
         <w:t>atoi</w:t>
       </w:r>
+      <w:proofErr w:type="spellEnd"/>
       <w:r>
         <w:rPr>
           <w:rFonts w:ascii="ＭＳ Ｐ明朝" w:eastAsia="ＭＳ Ｐ明朝" w:hAnsi="ＭＳ Ｐ明朝" w:hint="eastAsia"/>
@@ -808,6 +824,7 @@
         </w:rPr>
         <w:t>関数で格納する</w:t>
       </w:r>
+      <w:proofErr w:type="spellStart"/>
       <w:r>
         <w:rPr>
           <w:rFonts w:ascii="ＭＳ Ｐ明朝" w:eastAsia="ＭＳ Ｐ明朝" w:hAnsi="ＭＳ Ｐ明朝"/>
@@ -815,6 +832,7 @@
         </w:rPr>
         <w:t>initialize_quad</w:t>
       </w:r>
+      <w:proofErr w:type="spellEnd"/>
       <w:r>
         <w:rPr>
           <w:rFonts w:ascii="ＭＳ Ｐ明朝" w:eastAsia="ＭＳ Ｐ明朝" w:hAnsi="ＭＳ Ｐ明朝" w:hint="eastAsia"/>
@@ -857,6 +875,7 @@
         </w:rPr>
         <w:t>二次方程式を計算する</w:t>
       </w:r>
+      <w:proofErr w:type="spellStart"/>
       <w:r>
         <w:rPr>
           <w:rFonts w:ascii="ＭＳ Ｐ明朝" w:eastAsia="ＭＳ Ｐ明朝" w:hAnsi="ＭＳ Ｐ明朝"/>
@@ -864,6 +883,7 @@
         </w:rPr>
         <w:t>calc_quad</w:t>
       </w:r>
+      <w:proofErr w:type="spellEnd"/>
       <w:r>
         <w:rPr>
           <w:rFonts w:ascii="ＭＳ Ｐ明朝" w:eastAsia="ＭＳ Ｐ明朝" w:hAnsi="ＭＳ Ｐ明朝" w:hint="eastAsia"/>
@@ -1217,6 +1237,7 @@
         </w:rPr>
         <w:t>これによって求まったら、</w:t>
       </w:r>
+      <w:proofErr w:type="spellStart"/>
       <w:r>
         <w:rPr>
           <w:rFonts w:ascii="ＭＳ Ｐ明朝" w:eastAsia="ＭＳ Ｐ明朝" w:hAnsi="ＭＳ Ｐ明朝"/>
@@ -1224,6 +1245,7 @@
         </w:rPr>
         <w:t>t_comp_num</w:t>
       </w:r>
+      <w:proofErr w:type="spellEnd"/>
       <w:r>
         <w:rPr>
           <w:rFonts w:ascii="ＭＳ Ｐ明朝" w:eastAsia="ＭＳ Ｐ明朝" w:hAnsi="ＭＳ Ｐ明朝" w:hint="eastAsia"/>
@@ -1316,6 +1338,7 @@
         </w:rPr>
         <w:t>である可能性がないので積の割り算を利用して求めるが、分母に虚数が存在するためにそのままでは求められない。そこで</w:t>
       </w:r>
+      <w:proofErr w:type="spellStart"/>
       <w:r>
         <w:rPr>
           <w:rFonts w:ascii="ＭＳ Ｐ明朝" w:eastAsia="ＭＳ Ｐ明朝" w:hAnsi="ＭＳ Ｐ明朝"/>
@@ -1323,6 +1346,7 @@
         </w:rPr>
         <w:t>denom</w:t>
       </w:r>
+      <w:proofErr w:type="spellEnd"/>
       <w:r>
         <w:rPr>
           <w:rFonts w:ascii="ＭＳ Ｐ明朝" w:eastAsia="ＭＳ Ｐ明朝" w:hAnsi="ＭＳ Ｐ明朝" w:hint="eastAsia"/>
@@ -1394,6 +1418,7 @@
         </w:rPr>
         <w:t>もとまったためあとは出力するだけなのだが、ここで</w:t>
       </w:r>
+      <w:proofErr w:type="spellStart"/>
       <w:r>
         <w:rPr>
           <w:rFonts w:ascii="ＭＳ Ｐ明朝" w:eastAsia="ＭＳ Ｐ明朝" w:hAnsi="ＭＳ Ｐ明朝"/>
@@ -1401,6 +1426,7 @@
         </w:rPr>
         <w:t>print_quad</w:t>
       </w:r>
+      <w:proofErr w:type="spellEnd"/>
       <w:r>
         <w:rPr>
           <w:rFonts w:ascii="ＭＳ Ｐ明朝" w:eastAsia="ＭＳ Ｐ明朝" w:hAnsi="ＭＳ Ｐ明朝" w:hint="eastAsia"/>
@@ -1554,6 +1580,47 @@
           <w:sz w:val="24"/>
         </w:rPr>
       </w:pPr>
+      <w:r>
+        <w:rPr>
+          <w:rFonts w:ascii="ＭＳ Ｐ明朝" w:eastAsia="ＭＳ Ｐ明朝" w:hAnsi="ＭＳ Ｐ明朝"/>
+          <w:sz w:val="24"/>
+        </w:rPr>
+        <w:drawing>
+          <wp:inline distT="0" distB="0" distL="0" distR="0" wp14:anchorId="3FFA9644" wp14:editId="1D120347">
+            <wp:extent cx="4469200" cy="2976664"/>
+            <wp:effectExtent l="0" t="0" r="1270" b="0"/>
+            <wp:docPr id="1033545854" name="図 1"/>
+            <wp:cNvGraphicFramePr>
+              <a:graphicFrameLocks xmlns:a="http://schemas.openxmlformats.org/drawingml/2006/main" noChangeAspect="1"/>
+            </wp:cNvGraphicFramePr>
+            <a:graphic xmlns:a="http://schemas.openxmlformats.org/drawingml/2006/main">
+              <a:graphicData uri="http://schemas.openxmlformats.org/drawingml/2006/picture">
+                <pic:pic xmlns:pic="http://schemas.openxmlformats.org/drawingml/2006/picture">
+                  <pic:nvPicPr>
+                    <pic:cNvPr id="1033545854" name=""/>
+                    <pic:cNvPicPr/>
+                  </pic:nvPicPr>
+                  <pic:blipFill>
+                    <a:blip r:embed="rId6"/>
+                    <a:stretch>
+                      <a:fillRect/>
+                    </a:stretch>
+                  </pic:blipFill>
+                  <pic:spPr>
+                    <a:xfrm>
+                      <a:off x="0" y="0"/>
+                      <a:ext cx="4484996" cy="2987184"/>
+                    </a:xfrm>
+                    <a:prstGeom prst="rect">
+                      <a:avLst/>
+                    </a:prstGeom>
+                  </pic:spPr>
+                </pic:pic>
+              </a:graphicData>
+            </a:graphic>
+          </wp:inline>
+        </w:drawing>
+      </w:r>
     </w:p>
     <w:p>
       <w:pPr>
@@ -1838,13 +1905,16 @@
         </w:rPr>
         <w:t>コンストラクタ及び出力用関数の</w:t>
       </w:r>
-      <w:r>
-        <w:rPr>
-          <w:rFonts w:ascii="ＭＳ Ｐ明朝" w:eastAsia="ＭＳ Ｐ明朝" w:hAnsi="ＭＳ Ｐ明朝"/>
-          <w:sz w:val="24"/>
-        </w:rPr>
+      <w:proofErr w:type="spellStart"/>
+      <w:r>
+        <w:rPr>
+          <w:rFonts w:ascii="ＭＳ Ｐ明朝" w:eastAsia="ＭＳ Ｐ明朝" w:hAnsi="ＭＳ Ｐ明朝"/>
+          <w:sz w:val="24"/>
+        </w:rPr>
+        <w:lastRenderedPageBreak/>
         <w:t>PrintMem</w:t>
       </w:r>
+      <w:proofErr w:type="spellEnd"/>
       <w:r>
         <w:rPr>
           <w:rFonts w:ascii="ＭＳ Ｐ明朝" w:eastAsia="ＭＳ Ｐ明朝" w:hAnsi="ＭＳ Ｐ明朝" w:hint="eastAsia"/>
@@ -1873,6 +1943,7 @@
         </w:rPr>
         <w:t>とすれば良い。ただし今回は親クラスの</w:t>
       </w:r>
+      <w:proofErr w:type="spellStart"/>
       <w:r>
         <w:rPr>
           <w:rFonts w:ascii="ＭＳ Ｐ明朝" w:eastAsia="ＭＳ Ｐ明朝" w:hAnsi="ＭＳ Ｐ明朝"/>
@@ -1880,6 +1951,7 @@
         </w:rPr>
         <w:t>ClassRoom</w:t>
       </w:r>
+      <w:proofErr w:type="spellEnd"/>
       <w:r>
         <w:rPr>
           <w:rFonts w:ascii="ＭＳ Ｐ明朝" w:eastAsia="ＭＳ Ｐ明朝" w:hAnsi="ＭＳ Ｐ明朝" w:hint="eastAsia"/>
@@ -1887,6 +1959,7 @@
         </w:rPr>
         <w:t>のメンバは子クラスの</w:t>
       </w:r>
+      <w:proofErr w:type="spellStart"/>
       <w:r>
         <w:rPr>
           <w:rFonts w:ascii="ＭＳ Ｐ明朝" w:eastAsia="ＭＳ Ｐ明朝" w:hAnsi="ＭＳ Ｐ明朝"/>
@@ -1894,6 +1967,7 @@
         </w:rPr>
         <w:t>PCRoom</w:t>
       </w:r>
+      <w:proofErr w:type="spellEnd"/>
       <w:r>
         <w:rPr>
           <w:rFonts w:ascii="ＭＳ Ｐ明朝" w:eastAsia="ＭＳ Ｐ明朝" w:hAnsi="ＭＳ Ｐ明朝" w:hint="eastAsia"/>
@@ -1929,6 +2003,7 @@
         </w:rPr>
         <w:t>にしなくてはならない。また</w:t>
       </w:r>
+      <w:proofErr w:type="spellStart"/>
       <w:r>
         <w:rPr>
           <w:rFonts w:ascii="ＭＳ Ｐ明朝" w:eastAsia="ＭＳ Ｐ明朝" w:hAnsi="ＭＳ Ｐ明朝"/>
@@ -1936,6 +2011,7 @@
         </w:rPr>
         <w:t>PrintMem</w:t>
       </w:r>
+      <w:proofErr w:type="spellEnd"/>
       <w:r>
         <w:rPr>
           <w:rFonts w:ascii="ＭＳ Ｐ明朝" w:eastAsia="ＭＳ Ｐ明朝" w:hAnsi="ＭＳ Ｐ明朝" w:hint="eastAsia"/>
@@ -1943,6 +2019,7 @@
         </w:rPr>
         <w:t>関数と</w:t>
       </w:r>
+      <w:proofErr w:type="spellStart"/>
       <w:r>
         <w:rPr>
           <w:rFonts w:ascii="ＭＳ Ｐ明朝" w:eastAsia="ＭＳ Ｐ明朝" w:hAnsi="ＭＳ Ｐ明朝"/>
@@ -1950,6 +2027,7 @@
         </w:rPr>
         <w:t>PrintMem</w:t>
       </w:r>
+      <w:proofErr w:type="spellEnd"/>
       <w:r>
         <w:rPr>
           <w:rFonts w:ascii="ＭＳ Ｐ明朝" w:eastAsia="ＭＳ Ｐ明朝" w:hAnsi="ＭＳ Ｐ明朝" w:hint="eastAsia"/>
@@ -1957,6 +2035,7 @@
         </w:rPr>
         <w:t>に使用される</w:t>
       </w:r>
+      <w:proofErr w:type="spellStart"/>
       <w:r>
         <w:rPr>
           <w:rFonts w:ascii="ＭＳ Ｐ明朝" w:eastAsia="ＭＳ Ｐ明朝" w:hAnsi="ＭＳ Ｐ明朝"/>
@@ -1964,6 +2043,7 @@
         </w:rPr>
         <w:t>PrintProjectorInfo</w:t>
       </w:r>
+      <w:proofErr w:type="spellEnd"/>
       <w:r>
         <w:rPr>
           <w:rFonts w:ascii="ＭＳ Ｐ明朝" w:eastAsia="ＭＳ Ｐ明朝" w:hAnsi="ＭＳ Ｐ明朝" w:hint="eastAsia"/>
@@ -1993,6 +2073,7 @@
         </w:rPr>
         <w:t>親クラスの</w:t>
       </w:r>
+      <w:proofErr w:type="spellStart"/>
       <w:r>
         <w:rPr>
           <w:rFonts w:ascii="ＭＳ Ｐ明朝" w:eastAsia="ＭＳ Ｐ明朝" w:hAnsi="ＭＳ Ｐ明朝"/>
@@ -2000,6 +2081,7 @@
         </w:rPr>
         <w:t>ClassRoom</w:t>
       </w:r>
+      <w:proofErr w:type="spellEnd"/>
       <w:r>
         <w:rPr>
           <w:rFonts w:ascii="ＭＳ Ｐ明朝" w:eastAsia="ＭＳ Ｐ明朝" w:hAnsi="ＭＳ Ｐ明朝" w:hint="eastAsia"/>
@@ -2084,6 +2166,7 @@
         </w:rPr>
         <w:t>型で直接定義した。</w:t>
       </w:r>
+      <w:proofErr w:type="spellStart"/>
       <w:r>
         <w:rPr>
           <w:rFonts w:ascii="ＭＳ Ｐ明朝" w:eastAsia="ＭＳ Ｐ明朝" w:hAnsi="ＭＳ Ｐ明朝"/>
@@ -2091,6 +2174,7 @@
         </w:rPr>
         <w:t>PCRoom</w:t>
       </w:r>
+      <w:proofErr w:type="spellEnd"/>
       <w:r>
         <w:rPr>
           <w:rFonts w:ascii="ＭＳ Ｐ明朝" w:eastAsia="ＭＳ Ｐ明朝" w:hAnsi="ＭＳ Ｐ明朝" w:hint="eastAsia"/>
@@ -2098,6 +2182,7 @@
         </w:rPr>
         <w:t>クラスでは親クラスの</w:t>
       </w:r>
+      <w:proofErr w:type="spellStart"/>
       <w:r>
         <w:rPr>
           <w:rFonts w:ascii="ＭＳ Ｐ明朝" w:eastAsia="ＭＳ Ｐ明朝" w:hAnsi="ＭＳ Ｐ明朝"/>
@@ -2105,6 +2190,7 @@
         </w:rPr>
         <w:t>ClassRoom</w:t>
       </w:r>
+      <w:proofErr w:type="spellEnd"/>
       <w:r>
         <w:rPr>
           <w:rFonts w:ascii="ＭＳ Ｐ明朝" w:eastAsia="ＭＳ Ｐ明朝" w:hAnsi="ＭＳ Ｐ明朝" w:hint="eastAsia"/>
@@ -2138,15 +2224,7 @@
           <w:rFonts w:ascii="ＭＳ Ｐ明朝" w:eastAsia="ＭＳ Ｐ明朝" w:hAnsi="ＭＳ Ｐ明朝" w:hint="eastAsia"/>
           <w:sz w:val="24"/>
         </w:rPr>
-        <w:t>の有無を初期化した。ここで、親クラスのオブジェクトにプロジェクターが存在しないとき</w:t>
-      </w:r>
-      <w:r>
-        <w:rPr>
-          <w:rFonts w:ascii="ＭＳ Ｐ明朝" w:eastAsia="ＭＳ Ｐ明朝" w:hAnsi="ＭＳ Ｐ明朝" w:hint="eastAsia"/>
-          <w:sz w:val="24"/>
-        </w:rPr>
-        <w:lastRenderedPageBreak/>
-        <w:t>は、継承という観点からプロジェクターの台数を</w:t>
+        <w:t>の有無を初期化した。ここで、親クラスのオブジェクトにプロジェクターが存在しないときは、継承という観点からプロジェクターの台数を</w:t>
       </w:r>
       <w:r>
         <w:rPr>
@@ -2162,6 +2240,7 @@
         </w:rPr>
         <w:t>台にするように実装した。どのみち</w:t>
       </w:r>
+      <w:proofErr w:type="spellStart"/>
       <w:r>
         <w:rPr>
           <w:rFonts w:ascii="ＭＳ Ｐ明朝" w:eastAsia="ＭＳ Ｐ明朝" w:hAnsi="ＭＳ Ｐ明朝"/>
@@ -2169,6 +2248,7 @@
         </w:rPr>
         <w:t>PrintProjectorInfo</w:t>
       </w:r>
+      <w:proofErr w:type="spellEnd"/>
       <w:r>
         <w:rPr>
           <w:rFonts w:ascii="ＭＳ Ｐ明朝" w:eastAsia="ＭＳ Ｐ明朝" w:hAnsi="ＭＳ Ｐ明朝" w:hint="eastAsia"/>
@@ -2219,6 +2299,7 @@
         </w:rPr>
         <w:t xml:space="preserve">　次に出力用の</w:t>
       </w:r>
+      <w:proofErr w:type="spellStart"/>
       <w:r>
         <w:rPr>
           <w:rFonts w:ascii="ＭＳ Ｐ明朝" w:eastAsia="ＭＳ Ｐ明朝" w:hAnsi="ＭＳ Ｐ明朝"/>
@@ -2226,6 +2307,7 @@
         </w:rPr>
         <w:t>PrintMem</w:t>
       </w:r>
+      <w:proofErr w:type="spellEnd"/>
       <w:r>
         <w:rPr>
           <w:rFonts w:ascii="ＭＳ Ｐ明朝" w:eastAsia="ＭＳ Ｐ明朝" w:hAnsi="ＭＳ Ｐ明朝" w:hint="eastAsia"/>
@@ -2240,6 +2322,7 @@
         </w:rPr>
         <w:t>基本的には適切なメッセージをつけて、オブジェクトの情報を出力するようにしている。子クラスではこれをオーバーライドする形で使用しており、新たに子クラス限定の情報を出力するようにしている。</w:t>
       </w:r>
+      <w:proofErr w:type="spellStart"/>
       <w:r>
         <w:rPr>
           <w:rFonts w:ascii="ＭＳ Ｐ明朝" w:eastAsia="ＭＳ Ｐ明朝" w:hAnsi="ＭＳ Ｐ明朝"/>
@@ -2247,6 +2330,7 @@
         </w:rPr>
         <w:t>PrintProjectorInfo</w:t>
       </w:r>
+      <w:proofErr w:type="spellEnd"/>
       <w:r>
         <w:rPr>
           <w:rFonts w:ascii="ＭＳ Ｐ明朝" w:eastAsia="ＭＳ Ｐ明朝" w:hAnsi="ＭＳ Ｐ明朝" w:hint="eastAsia"/>
@@ -2329,7 +2413,7 @@
                     <pic:cNvPicPr/>
                   </pic:nvPicPr>
                   <pic:blipFill>
-                    <a:blip r:embed="rId6"/>
+                    <a:blip r:embed="rId7"/>
                     <a:stretch>
                       <a:fillRect/>
                     </a:stretch>
@@ -2372,6 +2456,7 @@
           <w:sz w:val="32"/>
           <w:szCs w:val="32"/>
         </w:rPr>
+        <w:lastRenderedPageBreak/>
         <w:t>3</w:t>
       </w:r>
       <w:r>
@@ -2505,15 +2590,7 @@
           <w:rFonts w:ascii="ＭＳ Ｐ明朝" w:eastAsia="ＭＳ Ｐ明朝" w:hAnsi="ＭＳ Ｐ明朝" w:hint="eastAsia"/>
           <w:sz w:val="24"/>
         </w:rPr>
-        <w:t>行列として定義するロジック、オブジ</w:t>
-      </w:r>
-      <w:r>
-        <w:rPr>
-          <w:rFonts w:ascii="ＭＳ Ｐ明朝" w:eastAsia="ＭＳ Ｐ明朝" w:hAnsi="ＭＳ Ｐ明朝" w:hint="eastAsia"/>
-          <w:sz w:val="24"/>
-        </w:rPr>
-        <w:lastRenderedPageBreak/>
-        <w:t>ェクトを作成するコンストラクタ、和や差、積、行列式を演算するメンバ関数の実装を要求されている。従ってこれを満たすように実装を行なった。</w:t>
+        <w:t>行列として定義するロジック、オブジェクトを作成するコンストラクタ、和や差、積、行列式を演算するメンバ関数の実装を要求されている。従ってこれを満たすように実装を行なった。</w:t>
       </w:r>
     </w:p>
     <w:p>
@@ -2621,6 +2698,7 @@
         </w:rPr>
         <w:t>、</w:t>
       </w:r>
+      <w:proofErr w:type="spellStart"/>
       <w:r>
         <w:rPr>
           <w:rFonts w:ascii="ＭＳ Ｐ明朝" w:eastAsia="ＭＳ Ｐ明朝" w:hAnsi="ＭＳ Ｐ明朝"/>
@@ -2628,6 +2706,7 @@
         </w:rPr>
         <w:t>mul</w:t>
       </w:r>
+      <w:proofErr w:type="spellEnd"/>
       <w:r>
         <w:rPr>
           <w:rFonts w:ascii="ＭＳ Ｐ明朝" w:eastAsia="ＭＳ Ｐ明朝" w:hAnsi="ＭＳ Ｐ明朝" w:hint="eastAsia"/>
@@ -2649,6 +2728,7 @@
         </w:rPr>
         <w:t>関数、行列式計算で用いる余因子展開の</w:t>
       </w:r>
+      <w:proofErr w:type="spellStart"/>
       <w:r>
         <w:rPr>
           <w:rFonts w:ascii="ＭＳ Ｐ明朝" w:eastAsia="ＭＳ Ｐ明朝" w:hAnsi="ＭＳ Ｐ明朝"/>
@@ -2656,6 +2736,7 @@
         </w:rPr>
         <w:t>getCofactor</w:t>
       </w:r>
+      <w:proofErr w:type="spellEnd"/>
       <w:r>
         <w:rPr>
           <w:rFonts w:ascii="ＭＳ Ｐ明朝" w:eastAsia="ＭＳ Ｐ明朝" w:hAnsi="ＭＳ Ｐ明朝" w:hint="eastAsia"/>
@@ -2734,6 +2815,7 @@
         </w:rPr>
         <w:t>を引数の</w:t>
       </w:r>
+      <w:proofErr w:type="gramStart"/>
       <w:r>
         <w:rPr>
           <w:rFonts w:ascii="ＭＳ Ｐ明朝" w:eastAsia="ＭＳ Ｐ明朝" w:hAnsi="ＭＳ Ｐ明朝"/>
@@ -2741,6 +2823,7 @@
         </w:rPr>
         <w:t>w</w:t>
       </w:r>
+      <w:proofErr w:type="gramEnd"/>
       <w:r>
         <w:rPr>
           <w:rFonts w:ascii="ＭＳ Ｐ明朝" w:eastAsia="ＭＳ Ｐ明朝" w:hAnsi="ＭＳ Ｐ明朝" w:hint="eastAsia"/>
@@ -2776,6 +2859,7 @@
         </w:rPr>
         <w:t>を後のメモリエラー対策のために</w:t>
       </w:r>
+      <w:proofErr w:type="spellStart"/>
       <w:r>
         <w:rPr>
           <w:rFonts w:ascii="ＭＳ Ｐ明朝" w:eastAsia="ＭＳ Ｐ明朝" w:hAnsi="ＭＳ Ｐ明朝"/>
@@ -2783,6 +2867,7 @@
         </w:rPr>
         <w:t>nullptr</w:t>
       </w:r>
+      <w:proofErr w:type="spellEnd"/>
       <w:r>
         <w:rPr>
           <w:rFonts w:ascii="ＭＳ Ｐ明朝" w:eastAsia="ＭＳ Ｐ明朝" w:hAnsi="ＭＳ Ｐ明朝" w:hint="eastAsia"/>
@@ -2825,6 +2910,7 @@
         </w:rPr>
         <w:t>次元配列の</w:t>
       </w:r>
+      <w:proofErr w:type="spellStart"/>
       <w:r>
         <w:rPr>
           <w:rFonts w:ascii="ＭＳ Ｐ明朝" w:eastAsia="ＭＳ Ｐ明朝" w:hAnsi="ＭＳ Ｐ明朝"/>
@@ -2832,6 +2918,7 @@
         </w:rPr>
         <w:t>elem</w:t>
       </w:r>
+      <w:proofErr w:type="spellEnd"/>
       <w:r>
         <w:rPr>
           <w:rFonts w:ascii="ＭＳ Ｐ明朝" w:eastAsia="ＭＳ Ｐ明朝" w:hAnsi="ＭＳ Ｐ明朝" w:hint="eastAsia"/>
@@ -2930,6 +3017,7 @@
         </w:rPr>
         <w:t>文を使用して、メモリエラーが発生したときに投げられる</w:t>
       </w:r>
+      <w:proofErr w:type="spellStart"/>
       <w:r>
         <w:rPr>
           <w:rFonts w:ascii="ＭＳ Ｐ明朝" w:eastAsia="ＭＳ Ｐ明朝" w:hAnsi="ＭＳ Ｐ明朝"/>
@@ -2937,6 +3025,7 @@
         </w:rPr>
         <w:t>bad_alloc</w:t>
       </w:r>
+      <w:proofErr w:type="spellEnd"/>
       <w:r>
         <w:rPr>
           <w:rFonts w:ascii="ＭＳ Ｐ明朝" w:eastAsia="ＭＳ Ｐ明朝" w:hAnsi="ＭＳ Ｐ明朝" w:hint="eastAsia"/>
@@ -2979,6 +3068,7 @@
         </w:rPr>
         <w:t>、</w:t>
       </w:r>
+      <w:proofErr w:type="spellStart"/>
       <w:r>
         <w:rPr>
           <w:rFonts w:ascii="ＭＳ Ｐ明朝" w:eastAsia="ＭＳ Ｐ明朝" w:hAnsi="ＭＳ Ｐ明朝"/>
@@ -2986,6 +3076,7 @@
         </w:rPr>
         <w:t>mul</w:t>
       </w:r>
+      <w:proofErr w:type="spellEnd"/>
       <w:r>
         <w:rPr>
           <w:rFonts w:ascii="ＭＳ Ｐ明朝" w:eastAsia="ＭＳ Ｐ明朝" w:hAnsi="ＭＳ Ｐ明朝" w:hint="eastAsia"/>
@@ -2993,6 +3084,7 @@
         </w:rPr>
         <w:t>、</w:t>
       </w:r>
+      <w:proofErr w:type="spellStart"/>
       <w:r>
         <w:rPr>
           <w:rFonts w:ascii="ＭＳ Ｐ明朝" w:eastAsia="ＭＳ Ｐ明朝" w:hAnsi="ＭＳ Ｐ明朝"/>
@@ -3000,6 +3092,7 @@
         </w:rPr>
         <w:t>getCofactor</w:t>
       </w:r>
+      <w:proofErr w:type="spellEnd"/>
       <w:r>
         <w:rPr>
           <w:rFonts w:ascii="ＭＳ Ｐ明朝" w:eastAsia="ＭＳ Ｐ明朝" w:hAnsi="ＭＳ Ｐ明朝" w:hint="eastAsia"/>
@@ -3041,6 +3134,7 @@
           <w:rFonts w:ascii="ＭＳ Ｐ明朝" w:eastAsia="ＭＳ Ｐ明朝" w:hAnsi="ＭＳ Ｐ明朝" w:hint="eastAsia"/>
           <w:sz w:val="24"/>
         </w:rPr>
+        <w:lastRenderedPageBreak/>
         <w:t xml:space="preserve">　</w:t>
       </w:r>
       <w:r>
@@ -3162,6 +3256,7 @@
         </w:rPr>
         <w:t>第</w:t>
       </w:r>
+      <w:proofErr w:type="gramStart"/>
       <w:r>
         <w:rPr>
           <w:rFonts w:ascii="ＭＳ Ｐ明朝" w:eastAsia="ＭＳ Ｐ明朝" w:hAnsi="ＭＳ Ｐ明朝"/>
@@ -3169,6 +3264,7 @@
         </w:rPr>
         <w:t>m</w:t>
       </w:r>
+      <w:proofErr w:type="gramEnd"/>
       <w:r>
         <w:rPr>
           <w:rFonts w:ascii="ＭＳ Ｐ明朝" w:eastAsia="ＭＳ Ｐ明朝" w:hAnsi="ＭＳ Ｐ明朝" w:hint="eastAsia"/>
@@ -3218,6 +3314,7 @@
         </w:rPr>
         <w:t>の</w:t>
       </w:r>
+      <w:proofErr w:type="gramStart"/>
       <w:r>
         <w:rPr>
           <w:rFonts w:ascii="ＭＳ Ｐ明朝" w:eastAsia="ＭＳ Ｐ明朝" w:hAnsi="ＭＳ Ｐ明朝"/>
@@ -3225,6 +3322,7 @@
         </w:rPr>
         <w:t>m</w:t>
       </w:r>
+      <w:proofErr w:type="gramEnd"/>
       <w:r>
         <w:rPr>
           <w:rFonts w:ascii="ＭＳ Ｐ明朝" w:eastAsia="ＭＳ Ｐ明朝" w:hAnsi="ＭＳ Ｐ明朝" w:hint="eastAsia"/>
@@ -3747,7 +3845,6 @@
           <w:rFonts w:ascii="ＭＳ Ｐ明朝" w:eastAsia="ＭＳ Ｐ明朝" w:hAnsi="ＭＳ Ｐ明朝" w:hint="eastAsia"/>
           <w:sz w:val="24"/>
         </w:rPr>
-        <w:lastRenderedPageBreak/>
         <w:t>で計算できる式である。</w:t>
       </w:r>
       <w:r>
@@ -4421,6 +4518,7 @@
         </w:rPr>
         <w:t>演算を行う上で、行列のサイズが正しいかどうかを判別し、不適当であれば</w:t>
       </w:r>
+      <w:proofErr w:type="spellStart"/>
       <w:r>
         <w:rPr>
           <w:rFonts w:ascii="ＭＳ Ｐ明朝" w:eastAsia="ＭＳ Ｐ明朝" w:hAnsi="ＭＳ Ｐ明朝"/>
@@ -4429,6 +4527,7 @@
         </w:rPr>
         <w:t>invalid_argument</w:t>
       </w:r>
+      <w:proofErr w:type="spellEnd"/>
       <w:r>
         <w:rPr>
           <w:rFonts w:ascii="ＭＳ Ｐ明朝" w:eastAsia="ＭＳ Ｐ明朝" w:hAnsi="ＭＳ Ｐ明朝" w:hint="eastAsia"/>
@@ -4477,6 +4576,7 @@
         </w:rPr>
         <w:t>次元配列</w:t>
       </w:r>
+      <w:proofErr w:type="spellStart"/>
       <w:r>
         <w:rPr>
           <w:rFonts w:ascii="ＭＳ Ｐ明朝" w:eastAsia="ＭＳ Ｐ明朝" w:hAnsi="ＭＳ Ｐ明朝"/>
@@ -4485,6 +4585,7 @@
         </w:rPr>
         <w:t>elem</w:t>
       </w:r>
+      <w:proofErr w:type="spellEnd"/>
       <w:r>
         <w:rPr>
           <w:rFonts w:ascii="ＭＳ Ｐ明朝" w:eastAsia="ＭＳ Ｐ明朝" w:hAnsi="ＭＳ Ｐ明朝" w:hint="eastAsia"/>
@@ -4533,6 +4634,7 @@
         </w:rPr>
         <w:t>コンストラクタの実行後は不要になった</w:t>
       </w:r>
+      <w:proofErr w:type="spellStart"/>
       <w:r>
         <w:rPr>
           <w:rFonts w:ascii="ＭＳ Ｐ明朝" w:eastAsia="ＭＳ Ｐ明朝" w:hAnsi="ＭＳ Ｐ明朝"/>
@@ -4541,6 +4643,7 @@
         </w:rPr>
         <w:t>elem</w:t>
       </w:r>
+      <w:proofErr w:type="spellEnd"/>
       <w:r>
         <w:rPr>
           <w:rFonts w:ascii="ＭＳ Ｐ明朝" w:eastAsia="ＭＳ Ｐ明朝" w:hAnsi="ＭＳ Ｐ明朝" w:hint="eastAsia"/>
@@ -4571,7 +4674,16 @@
           <w:iCs/>
           <w:sz w:val="24"/>
         </w:rPr>
-        <w:t>次行列式の計算に用いられるようなサラスの式を使用しないという意味であると解釈した。そのため、先ほど示した計算ロジックに基づいて実装すれば特に問題はない。</w:t>
+        <w:t>次行列式の計算に用いられるようなサラスの式を使用しないという意味であると解釈した。そ</w:t>
+      </w:r>
+      <w:r>
+        <w:rPr>
+          <w:rFonts w:ascii="ＭＳ Ｐ明朝" w:eastAsia="ＭＳ Ｐ明朝" w:hAnsi="ＭＳ Ｐ明朝" w:hint="eastAsia"/>
+          <w:iCs/>
+          <w:sz w:val="24"/>
+        </w:rPr>
+        <w:lastRenderedPageBreak/>
+        <w:t>のため、先ほど示した計算ロジックに基づいて実装すれば特に問題はない。</w:t>
       </w:r>
     </w:p>
     <w:p>
@@ -4709,7 +4821,6 @@
           <w:iCs/>
           <w:sz w:val="24"/>
         </w:rPr>
-        <w:lastRenderedPageBreak/>
         <w:t>その後、</w:t>
       </w:r>
       <w:r>
@@ -4776,6 +4887,47 @@
           <w:sz w:val="24"/>
         </w:rPr>
       </w:pPr>
+      <w:r>
+        <w:rPr>
+          <w:rFonts w:ascii="ＭＳ Ｐ明朝" w:eastAsia="ＭＳ Ｐ明朝" w:hAnsi="ＭＳ Ｐ明朝"/>
+          <w:sz w:val="24"/>
+        </w:rPr>
+        <w:drawing>
+          <wp:inline distT="0" distB="0" distL="0" distR="0" wp14:anchorId="7BD42E30" wp14:editId="6BCFC570">
+            <wp:extent cx="3842425" cy="3364776"/>
+            <wp:effectExtent l="0" t="0" r="5715" b="0"/>
+            <wp:docPr id="1476802961" name="図 1"/>
+            <wp:cNvGraphicFramePr>
+              <a:graphicFrameLocks xmlns:a="http://schemas.openxmlformats.org/drawingml/2006/main" noChangeAspect="1"/>
+            </wp:cNvGraphicFramePr>
+            <a:graphic xmlns:a="http://schemas.openxmlformats.org/drawingml/2006/main">
+              <a:graphicData uri="http://schemas.openxmlformats.org/drawingml/2006/picture">
+                <pic:pic xmlns:pic="http://schemas.openxmlformats.org/drawingml/2006/picture">
+                  <pic:nvPicPr>
+                    <pic:cNvPr id="1476802961" name=""/>
+                    <pic:cNvPicPr/>
+                  </pic:nvPicPr>
+                  <pic:blipFill>
+                    <a:blip r:embed="rId8"/>
+                    <a:stretch>
+                      <a:fillRect/>
+                    </a:stretch>
+                  </pic:blipFill>
+                  <pic:spPr>
+                    <a:xfrm>
+                      <a:off x="0" y="0"/>
+                      <a:ext cx="3859234" cy="3379495"/>
+                    </a:xfrm>
+                    <a:prstGeom prst="rect">
+                      <a:avLst/>
+                    </a:prstGeom>
+                  </pic:spPr>
+                </pic:pic>
+              </a:graphicData>
+            </a:graphic>
+          </wp:inline>
+        </w:drawing>
+      </w:r>
     </w:p>
     <w:p>
       <w:pPr>
@@ -4799,6 +4951,7 @@
           <w:sz w:val="32"/>
           <w:szCs w:val="32"/>
         </w:rPr>
+        <w:lastRenderedPageBreak/>
         <w:t>4</w:t>
       </w:r>
       <w:r>
@@ -4983,6 +5136,7 @@
         </w:rPr>
         <w:t>では、単語の長さと出現頻度をクラスで定義してカプセル化することや出現頻度のソートプログラムの実装を要求されている。そのため今回は、出現頻度等を表す</w:t>
       </w:r>
+      <w:proofErr w:type="spellStart"/>
       <w:r>
         <w:rPr>
           <w:rFonts w:ascii="ＭＳ Ｐ明朝" w:eastAsia="ＭＳ Ｐ明朝" w:hAnsi="ＭＳ Ｐ明朝"/>
@@ -4990,6 +5144,7 @@
         </w:rPr>
         <w:t>WordFreq</w:t>
       </w:r>
+      <w:proofErr w:type="spellEnd"/>
       <w:r>
         <w:rPr>
           <w:rFonts w:ascii="ＭＳ Ｐ明朝" w:eastAsia="ＭＳ Ｐ明朝" w:hAnsi="ＭＳ Ｐ明朝" w:hint="eastAsia"/>
@@ -4997,6 +5152,7 @@
         </w:rPr>
         <w:t>クラスと、文章解析用の</w:t>
       </w:r>
+      <w:proofErr w:type="spellStart"/>
       <w:r>
         <w:rPr>
           <w:rFonts w:ascii="ＭＳ Ｐ明朝" w:eastAsia="ＭＳ Ｐ明朝" w:hAnsi="ＭＳ Ｐ明朝"/>
@@ -5004,6 +5160,7 @@
         </w:rPr>
         <w:t>TextAnayzer</w:t>
       </w:r>
+      <w:proofErr w:type="spellEnd"/>
       <w:r>
         <w:rPr>
           <w:rFonts w:ascii="ＭＳ Ｐ明朝" w:eastAsia="ＭＳ Ｐ明朝" w:hAnsi="ＭＳ Ｐ明朝" w:hint="eastAsia"/>
@@ -5026,6 +5183,7 @@
         </w:rPr>
         <w:t xml:space="preserve">　</w:t>
       </w:r>
+      <w:proofErr w:type="spellStart"/>
       <w:r>
         <w:rPr>
           <w:rFonts w:ascii="ＭＳ Ｐ明朝" w:eastAsia="ＭＳ Ｐ明朝" w:hAnsi="ＭＳ Ｐ明朝"/>
@@ -5033,6 +5191,7 @@
         </w:rPr>
         <w:t>WordFreq</w:t>
       </w:r>
+      <w:proofErr w:type="spellEnd"/>
       <w:r>
         <w:rPr>
           <w:rFonts w:ascii="ＭＳ Ｐ明朝" w:eastAsia="ＭＳ Ｐ明朝" w:hAnsi="ＭＳ Ｐ明朝" w:hint="eastAsia"/>
@@ -5047,6 +5206,7 @@
         </w:rPr>
         <w:t>初期化を行うコンストラクタおよびコピーコンストラクタ、単語の長さを返す</w:t>
       </w:r>
+      <w:proofErr w:type="spellStart"/>
       <w:r>
         <w:rPr>
           <w:rFonts w:ascii="ＭＳ Ｐ明朝" w:eastAsia="ＭＳ Ｐ明朝" w:hAnsi="ＭＳ Ｐ明朝"/>
@@ -5054,6 +5214,7 @@
         </w:rPr>
         <w:t>getLen</w:t>
       </w:r>
+      <w:proofErr w:type="spellEnd"/>
       <w:r>
         <w:rPr>
           <w:rFonts w:ascii="ＭＳ Ｐ明朝" w:eastAsia="ＭＳ Ｐ明朝" w:hAnsi="ＭＳ Ｐ明朝" w:hint="eastAsia"/>
@@ -5061,6 +5222,7 @@
         </w:rPr>
         <w:t>関数、単語の出現頻度を返す</w:t>
       </w:r>
+      <w:proofErr w:type="spellStart"/>
       <w:r>
         <w:rPr>
           <w:rFonts w:ascii="ＭＳ Ｐ明朝" w:eastAsia="ＭＳ Ｐ明朝" w:hAnsi="ＭＳ Ｐ明朝"/>
@@ -5068,6 +5230,7 @@
         </w:rPr>
         <w:t>getFreq</w:t>
       </w:r>
+      <w:proofErr w:type="spellEnd"/>
       <w:r>
         <w:rPr>
           <w:rFonts w:ascii="ＭＳ Ｐ明朝" w:eastAsia="ＭＳ Ｐ明朝" w:hAnsi="ＭＳ Ｐ明朝" w:hint="eastAsia"/>
@@ -5075,6 +5238,7 @@
         </w:rPr>
         <w:t>関数、出現頻度をインクリメントする</w:t>
       </w:r>
+      <w:proofErr w:type="spellStart"/>
       <w:r>
         <w:rPr>
           <w:rFonts w:ascii="ＭＳ Ｐ明朝" w:eastAsia="ＭＳ Ｐ明朝" w:hAnsi="ＭＳ Ｐ明朝"/>
@@ -5082,6 +5246,7 @@
         </w:rPr>
         <w:t>addFreq</w:t>
       </w:r>
+      <w:proofErr w:type="spellEnd"/>
       <w:r>
         <w:rPr>
           <w:rFonts w:ascii="ＭＳ Ｐ明朝" w:eastAsia="ＭＳ Ｐ明朝" w:hAnsi="ＭＳ Ｐ明朝" w:hint="eastAsia"/>
@@ -5103,6 +5268,7 @@
         </w:rPr>
         <w:t>なメンバ変数として、単語の長さを表す</w:t>
       </w:r>
+      <w:proofErr w:type="spellStart"/>
       <w:r>
         <w:rPr>
           <w:rFonts w:ascii="ＭＳ Ｐ明朝" w:eastAsia="ＭＳ Ｐ明朝" w:hAnsi="ＭＳ Ｐ明朝"/>
@@ -5110,6 +5276,7 @@
         </w:rPr>
         <w:t>len</w:t>
       </w:r>
+      <w:proofErr w:type="spellEnd"/>
       <w:r>
         <w:rPr>
           <w:rFonts w:ascii="ＭＳ Ｐ明朝" w:eastAsia="ＭＳ Ｐ明朝" w:hAnsi="ＭＳ Ｐ明朝" w:hint="eastAsia"/>
@@ -5117,6 +5284,7 @@
         </w:rPr>
         <w:t>と単語の出現頻度を表す</w:t>
       </w:r>
+      <w:proofErr w:type="spellStart"/>
       <w:r>
         <w:rPr>
           <w:rFonts w:ascii="ＭＳ Ｐ明朝" w:eastAsia="ＭＳ Ｐ明朝" w:hAnsi="ＭＳ Ｐ明朝"/>
@@ -5124,6 +5292,7 @@
         </w:rPr>
         <w:t>freq</w:t>
       </w:r>
+      <w:proofErr w:type="spellEnd"/>
       <w:r>
         <w:rPr>
           <w:rFonts w:ascii="ＭＳ Ｐ明朝" w:eastAsia="ＭＳ Ｐ明朝" w:hAnsi="ＭＳ Ｐ明朝" w:hint="eastAsia"/>
@@ -5138,6 +5307,7 @@
         </w:rPr>
         <w:t>これをどのように扱うかは次の</w:t>
       </w:r>
+      <w:proofErr w:type="spellStart"/>
       <w:r>
         <w:rPr>
           <w:rFonts w:ascii="ＭＳ Ｐ明朝" w:eastAsia="ＭＳ Ｐ明朝" w:hAnsi="ＭＳ Ｐ明朝"/>
@@ -5145,6 +5315,7 @@
         </w:rPr>
         <w:t>TextAnalyzer</w:t>
       </w:r>
+      <w:proofErr w:type="spellEnd"/>
       <w:r>
         <w:rPr>
           <w:rFonts w:ascii="ＭＳ Ｐ明朝" w:eastAsia="ＭＳ Ｐ明朝" w:hAnsi="ＭＳ Ｐ明朝" w:hint="eastAsia"/>
@@ -5167,6 +5338,7 @@
         </w:rPr>
         <w:t xml:space="preserve">　</w:t>
       </w:r>
+      <w:proofErr w:type="spellStart"/>
       <w:r>
         <w:rPr>
           <w:rFonts w:ascii="ＭＳ Ｐ明朝" w:eastAsia="ＭＳ Ｐ明朝" w:hAnsi="ＭＳ Ｐ明朝"/>
@@ -5174,6 +5346,7 @@
         </w:rPr>
         <w:t>TextAnalyzer</w:t>
       </w:r>
+      <w:proofErr w:type="spellEnd"/>
       <w:r>
         <w:rPr>
           <w:rFonts w:ascii="ＭＳ Ｐ明朝" w:eastAsia="ＭＳ Ｐ明朝" w:hAnsi="ＭＳ Ｐ明朝" w:hint="eastAsia"/>
@@ -5223,6 +5396,7 @@
         </w:rPr>
         <w:t>の</w:t>
       </w:r>
+      <w:proofErr w:type="spellStart"/>
       <w:r>
         <w:rPr>
           <w:rFonts w:ascii="ＭＳ Ｐ明朝" w:eastAsia="ＭＳ Ｐ明朝" w:hAnsi="ＭＳ Ｐ明朝"/>
@@ -5230,6 +5404,7 @@
         </w:rPr>
         <w:t>freqtable</w:t>
       </w:r>
+      <w:proofErr w:type="spellEnd"/>
       <w:r>
         <w:rPr>
           <w:rFonts w:ascii="ＭＳ Ｐ明朝" w:eastAsia="ＭＳ Ｐ明朝" w:hAnsi="ＭＳ Ｐ明朝" w:hint="eastAsia"/>
@@ -5272,6 +5447,7 @@
         </w:rPr>
         <w:t>の構成を行う</w:t>
       </w:r>
+      <w:proofErr w:type="spellStart"/>
       <w:r>
         <w:rPr>
           <w:rFonts w:ascii="ＭＳ Ｐ明朝" w:eastAsia="ＭＳ Ｐ明朝" w:hAnsi="ＭＳ Ｐ明朝"/>
@@ -5279,6 +5455,7 @@
         </w:rPr>
         <w:t>loadFile</w:t>
       </w:r>
+      <w:proofErr w:type="spellEnd"/>
       <w:r>
         <w:rPr>
           <w:rFonts w:ascii="ＭＳ Ｐ明朝" w:eastAsia="ＭＳ Ｐ明朝" w:hAnsi="ＭＳ Ｐ明朝" w:hint="eastAsia"/>
@@ -5286,14 +5463,15 @@
         </w:rPr>
         <w:t>、単語の出現頻度の計算をする</w:t>
       </w:r>
-      <w:r>
-        <w:rPr>
-          <w:rFonts w:ascii="ＭＳ Ｐ明朝" w:eastAsia="ＭＳ Ｐ明朝" w:hAnsi="ＭＳ Ｐ明朝"/>
-          <w:sz w:val="24"/>
-        </w:rPr>
-        <w:lastRenderedPageBreak/>
+      <w:proofErr w:type="spellStart"/>
+      <w:r>
+        <w:rPr>
+          <w:rFonts w:ascii="ＭＳ Ｐ明朝" w:eastAsia="ＭＳ Ｐ明朝" w:hAnsi="ＭＳ Ｐ明朝"/>
+          <w:sz w:val="24"/>
+        </w:rPr>
         <w:t>countFreq</w:t>
       </w:r>
+      <w:proofErr w:type="spellEnd"/>
       <w:r>
         <w:rPr>
           <w:rFonts w:ascii="ＭＳ Ｐ明朝" w:eastAsia="ＭＳ Ｐ明朝" w:hAnsi="ＭＳ Ｐ明朝" w:hint="eastAsia"/>
@@ -5301,6 +5479,7 @@
         </w:rPr>
         <w:t>、出現頻度の多い順にソートする</w:t>
       </w:r>
+      <w:proofErr w:type="spellStart"/>
       <w:r>
         <w:rPr>
           <w:rFonts w:ascii="ＭＳ Ｐ明朝" w:eastAsia="ＭＳ Ｐ明朝" w:hAnsi="ＭＳ Ｐ明朝"/>
@@ -5308,6 +5487,7 @@
         </w:rPr>
         <w:t>sortFreq</w:t>
       </w:r>
+      <w:proofErr w:type="spellEnd"/>
       <w:r>
         <w:rPr>
           <w:rFonts w:ascii="ＭＳ Ｐ明朝" w:eastAsia="ＭＳ Ｐ明朝" w:hAnsi="ＭＳ Ｐ明朝" w:hint="eastAsia"/>
@@ -5329,6 +5509,7 @@
         </w:rPr>
         <w:t>と</w:t>
       </w:r>
+      <w:proofErr w:type="spellStart"/>
       <w:r>
         <w:rPr>
           <w:rFonts w:ascii="ＭＳ Ｐ明朝" w:eastAsia="ＭＳ Ｐ明朝" w:hAnsi="ＭＳ Ｐ明朝"/>
@@ -5336,6 +5517,7 @@
         </w:rPr>
         <w:t>printCompare</w:t>
       </w:r>
+      <w:proofErr w:type="spellEnd"/>
       <w:r>
         <w:rPr>
           <w:rFonts w:ascii="ＭＳ Ｐ明朝" w:eastAsia="ＭＳ Ｐ明朝" w:hAnsi="ＭＳ Ｐ明朝" w:hint="eastAsia"/>
@@ -5343,6 +5525,7 @@
         </w:rPr>
         <w:t>、文の数を返す</w:t>
       </w:r>
+      <w:proofErr w:type="spellStart"/>
       <w:r>
         <w:rPr>
           <w:rFonts w:ascii="ＭＳ Ｐ明朝" w:eastAsia="ＭＳ Ｐ明朝" w:hAnsi="ＭＳ Ｐ明朝"/>
@@ -5350,6 +5533,7 @@
         </w:rPr>
         <w:t>getSentenceCount</w:t>
       </w:r>
+      <w:proofErr w:type="spellEnd"/>
       <w:r>
         <w:rPr>
           <w:rFonts w:ascii="ＭＳ Ｐ明朝" w:eastAsia="ＭＳ Ｐ明朝" w:hAnsi="ＭＳ Ｐ明朝" w:hint="eastAsia"/>
@@ -5357,6 +5541,7 @@
         </w:rPr>
         <w:t>、総単語数を返す</w:t>
       </w:r>
+      <w:proofErr w:type="spellStart"/>
       <w:r>
         <w:rPr>
           <w:rFonts w:ascii="ＭＳ Ｐ明朝" w:eastAsia="ＭＳ Ｐ明朝" w:hAnsi="ＭＳ Ｐ明朝"/>
@@ -5364,6 +5549,7 @@
         </w:rPr>
         <w:t>getTotalWord</w:t>
       </w:r>
+      <w:proofErr w:type="spellEnd"/>
       <w:r>
         <w:rPr>
           <w:rFonts w:ascii="ＭＳ Ｐ明朝" w:eastAsia="ＭＳ Ｐ明朝" w:hAnsi="ＭＳ Ｐ明朝" w:hint="eastAsia"/>
@@ -5385,6 +5571,7 @@
         </w:rPr>
         <w:t>文あたりの平均単語数を返す</w:t>
       </w:r>
+      <w:proofErr w:type="spellStart"/>
       <w:r>
         <w:rPr>
           <w:rFonts w:ascii="ＭＳ Ｐ明朝" w:eastAsia="ＭＳ Ｐ明朝" w:hAnsi="ＭＳ Ｐ明朝"/>
@@ -5392,6 +5579,7 @@
         </w:rPr>
         <w:t>getWordAve</w:t>
       </w:r>
+      <w:proofErr w:type="spellEnd"/>
       <w:r>
         <w:rPr>
           <w:rFonts w:ascii="ＭＳ Ｐ明朝" w:eastAsia="ＭＳ Ｐ明朝" w:hAnsi="ＭＳ Ｐ明朝" w:hint="eastAsia"/>
@@ -5399,6 +5587,7 @@
         </w:rPr>
         <w:t>を定義した。まず</w:t>
       </w:r>
+      <w:proofErr w:type="spellStart"/>
       <w:r>
         <w:rPr>
           <w:rFonts w:ascii="ＭＳ Ｐ明朝" w:eastAsia="ＭＳ Ｐ明朝" w:hAnsi="ＭＳ Ｐ明朝"/>
@@ -5406,6 +5595,7 @@
         </w:rPr>
         <w:t>loadFile</w:t>
       </w:r>
+      <w:proofErr w:type="spellEnd"/>
       <w:r>
         <w:rPr>
           <w:rFonts w:ascii="ＭＳ Ｐ明朝" w:eastAsia="ＭＳ Ｐ明朝" w:hAnsi="ＭＳ Ｐ明朝" w:hint="eastAsia"/>
@@ -5476,6 +5666,7 @@
         </w:rPr>
         <w:t>このとき実装して色々試して見たところ、元のテキストファイルにはどうやら＼</w:t>
       </w:r>
+      <w:proofErr w:type="gramStart"/>
       <w:r>
         <w:rPr>
           <w:rFonts w:ascii="ＭＳ Ｐ明朝" w:eastAsia="ＭＳ Ｐ明朝" w:hAnsi="ＭＳ Ｐ明朝"/>
@@ -5483,6 +5674,7 @@
         </w:rPr>
         <w:t>r</w:t>
       </w:r>
+      <w:proofErr w:type="gramEnd"/>
       <w:r>
         <w:rPr>
           <w:rFonts w:ascii="ＭＳ Ｐ明朝" w:eastAsia="ＭＳ Ｐ明朝" w:hAnsi="ＭＳ Ｐ明朝" w:hint="eastAsia"/>
@@ -5513,6 +5705,7 @@
         </w:rPr>
         <w:t>次に、</w:t>
       </w:r>
+      <w:proofErr w:type="spellStart"/>
       <w:r>
         <w:rPr>
           <w:rFonts w:ascii="ＭＳ Ｐ明朝" w:eastAsia="ＭＳ Ｐ明朝" w:hAnsi="ＭＳ Ｐ明朝"/>
@@ -5520,6 +5713,7 @@
         </w:rPr>
         <w:t>countFreq</w:t>
       </w:r>
+      <w:proofErr w:type="spellEnd"/>
       <w:r>
         <w:rPr>
           <w:rFonts w:ascii="ＭＳ Ｐ明朝" w:eastAsia="ＭＳ Ｐ明朝" w:hAnsi="ＭＳ Ｐ明朝" w:hint="eastAsia"/>
@@ -5576,6 +5770,7 @@
         </w:rPr>
         <w:t>を初期化し、文字列型の</w:t>
       </w:r>
+      <w:proofErr w:type="spellStart"/>
       <w:r>
         <w:rPr>
           <w:rFonts w:ascii="ＭＳ Ｐ明朝" w:eastAsia="ＭＳ Ｐ明朝" w:hAnsi="ＭＳ Ｐ明朝"/>
@@ -5583,12 +5778,21 @@
         </w:rPr>
         <w:t>tmp</w:t>
       </w:r>
-      <w:r>
-        <w:rPr>
-          <w:rFonts w:ascii="ＭＳ Ｐ明朝" w:eastAsia="ＭＳ Ｐ明朝" w:hAnsi="ＭＳ Ｐ明朝" w:hint="eastAsia"/>
-          <w:sz w:val="24"/>
-        </w:rPr>
-        <w:t>を宣言した。</w:t>
+      <w:proofErr w:type="spellEnd"/>
+      <w:r>
+        <w:rPr>
+          <w:rFonts w:ascii="ＭＳ Ｐ明朝" w:eastAsia="ＭＳ Ｐ明朝" w:hAnsi="ＭＳ Ｐ明朝" w:hint="eastAsia"/>
+          <w:sz w:val="24"/>
+        </w:rPr>
+        <w:t>を</w:t>
+      </w:r>
+      <w:r>
+        <w:rPr>
+          <w:rFonts w:ascii="ＭＳ Ｐ明朝" w:eastAsia="ＭＳ Ｐ明朝" w:hAnsi="ＭＳ Ｐ明朝" w:hint="eastAsia"/>
+          <w:sz w:val="24"/>
+        </w:rPr>
+        <w:lastRenderedPageBreak/>
+        <w:t>宣言した。</w:t>
       </w:r>
       <w:r>
         <w:rPr>
@@ -5681,6 +5885,7 @@
         </w:rPr>
         <w:t>そのあとは単語の最大長を記録する</w:t>
       </w:r>
+      <w:proofErr w:type="spellStart"/>
       <w:r>
         <w:rPr>
           <w:rFonts w:ascii="ＭＳ Ｐ明朝" w:eastAsia="ＭＳ Ｐ明朝" w:hAnsi="ＭＳ Ｐ明朝"/>
@@ -5688,6 +5893,7 @@
         </w:rPr>
         <w:t>max_len</w:t>
       </w:r>
+      <w:proofErr w:type="spellEnd"/>
       <w:r>
         <w:rPr>
           <w:rFonts w:ascii="ＭＳ Ｐ明朝" w:eastAsia="ＭＳ Ｐ明朝" w:hAnsi="ＭＳ Ｐ明朝" w:hint="eastAsia"/>
@@ -5724,6 +5930,7 @@
         </w:rPr>
         <w:t xml:space="preserve">　課題では出現頻度の多い順に出力することが要求されているため、出現頻度テーブルを自前のバブルソートを行う</w:t>
       </w:r>
+      <w:proofErr w:type="spellStart"/>
       <w:r>
         <w:rPr>
           <w:rFonts w:ascii="ＭＳ Ｐ明朝" w:eastAsia="ＭＳ Ｐ明朝" w:hAnsi="ＭＳ Ｐ明朝"/>
@@ -5731,6 +5938,7 @@
         </w:rPr>
         <w:t>sortFreq</w:t>
       </w:r>
+      <w:proofErr w:type="spellEnd"/>
       <w:r>
         <w:rPr>
           <w:rFonts w:ascii="ＭＳ Ｐ明朝" w:eastAsia="ＭＳ Ｐ明朝" w:hAnsi="ＭＳ Ｐ明朝" w:hint="eastAsia"/>
@@ -5745,6 +5953,7 @@
         </w:rPr>
         <w:t>そして出力用の</w:t>
       </w:r>
+      <w:proofErr w:type="spellStart"/>
       <w:r>
         <w:rPr>
           <w:rFonts w:ascii="ＭＳ Ｐ明朝" w:eastAsia="ＭＳ Ｐ明朝" w:hAnsi="ＭＳ Ｐ明朝"/>
@@ -5752,6 +5961,7 @@
         </w:rPr>
         <w:t>printFreq</w:t>
       </w:r>
+      <w:proofErr w:type="spellEnd"/>
       <w:r>
         <w:rPr>
           <w:rFonts w:ascii="ＭＳ Ｐ明朝" w:eastAsia="ＭＳ Ｐ明朝" w:hAnsi="ＭＳ Ｐ明朝" w:hint="eastAsia"/>
@@ -5815,6 +6025,7 @@
         </w:rPr>
         <w:t>について行い、最後に</w:t>
       </w:r>
+      <w:proofErr w:type="spellStart"/>
       <w:r>
         <w:rPr>
           <w:rFonts w:ascii="ＭＳ Ｐ明朝" w:eastAsia="ＭＳ Ｐ明朝" w:hAnsi="ＭＳ Ｐ明朝"/>
@@ -5822,6 +6033,7 @@
         </w:rPr>
         <w:t>printCompare</w:t>
       </w:r>
+      <w:proofErr w:type="spellEnd"/>
       <w:r>
         <w:rPr>
           <w:rFonts w:ascii="ＭＳ Ｐ明朝" w:eastAsia="ＭＳ Ｐ明朝" w:hAnsi="ＭＳ Ｐ明朝" w:hint="eastAsia"/>
@@ -5850,6 +6062,7 @@
         </w:rPr>
         <w:t>文あたりの単語数を計算する</w:t>
       </w:r>
+      <w:proofErr w:type="spellStart"/>
       <w:r>
         <w:rPr>
           <w:rFonts w:ascii="ＭＳ Ｐ明朝" w:eastAsia="ＭＳ Ｐ明朝" w:hAnsi="ＭＳ Ｐ明朝"/>
@@ -5857,6 +6070,7 @@
         </w:rPr>
         <w:t>getWordAve</w:t>
       </w:r>
+      <w:proofErr w:type="spellEnd"/>
       <w:r>
         <w:rPr>
           <w:rFonts w:ascii="ＭＳ Ｐ明朝" w:eastAsia="ＭＳ Ｐ明朝" w:hAnsi="ＭＳ Ｐ明朝" w:hint="eastAsia"/>
@@ -5864,6 +6078,7 @@
         </w:rPr>
         <w:t>により平均単語数を求めて、それの値を比較してどちらの方が長い文章を書くかを出力する。平均を求める</w:t>
       </w:r>
+      <w:proofErr w:type="spellStart"/>
       <w:r>
         <w:rPr>
           <w:rFonts w:ascii="ＭＳ Ｐ明朝" w:eastAsia="ＭＳ Ｐ明朝" w:hAnsi="ＭＳ Ｐ明朝"/>
@@ -5871,6 +6086,7 @@
         </w:rPr>
         <w:t>getWordAve</w:t>
       </w:r>
+      <w:proofErr w:type="spellEnd"/>
       <w:r>
         <w:rPr>
           <w:rFonts w:ascii="ＭＳ Ｐ明朝" w:eastAsia="ＭＳ Ｐ明朝" w:hAnsi="ＭＳ Ｐ明朝" w:hint="eastAsia"/>
@@ -5878,6 +6094,7 @@
         </w:rPr>
         <w:t>関数は、総単語数を返す</w:t>
       </w:r>
+      <w:proofErr w:type="spellStart"/>
       <w:r>
         <w:rPr>
           <w:rFonts w:ascii="ＭＳ Ｐ明朝" w:eastAsia="ＭＳ Ｐ明朝" w:hAnsi="ＭＳ Ｐ明朝"/>
@@ -5885,6 +6102,7 @@
         </w:rPr>
         <w:t>getTotalWord</w:t>
       </w:r>
+      <w:proofErr w:type="spellEnd"/>
       <w:r>
         <w:rPr>
           <w:rFonts w:ascii="ＭＳ Ｐ明朝" w:eastAsia="ＭＳ Ｐ明朝" w:hAnsi="ＭＳ Ｐ明朝" w:hint="eastAsia"/>
@@ -5892,6 +6110,7 @@
         </w:rPr>
         <w:t>関数の値を、文の数を返す</w:t>
       </w:r>
+      <w:proofErr w:type="spellStart"/>
       <w:r>
         <w:rPr>
           <w:rFonts w:ascii="ＭＳ Ｐ明朝" w:eastAsia="ＭＳ Ｐ明朝" w:hAnsi="ＭＳ Ｐ明朝"/>
@@ -5899,6 +6118,7 @@
         </w:rPr>
         <w:t>getCountSentence</w:t>
       </w:r>
+      <w:proofErr w:type="spellEnd"/>
       <w:r>
         <w:rPr>
           <w:rFonts w:ascii="ＭＳ Ｐ明朝" w:eastAsia="ＭＳ Ｐ明朝" w:hAnsi="ＭＳ Ｐ明朝" w:hint="eastAsia"/>
@@ -5958,11 +6178,19 @@
     </w:p>
     <w:p>
       <w:pPr>
-        <w:rPr>
-          <w:rFonts w:ascii="ＭＳ Ｐ明朝" w:eastAsia="ＭＳ Ｐ明朝" w:hAnsi="ＭＳ Ｐ明朝"/>
-          <w:sz w:val="24"/>
-        </w:rPr>
-      </w:pPr>
+        <w:widowControl/>
+        <w:rPr>
+          <w:rFonts w:ascii="ＭＳ Ｐ明朝" w:eastAsia="ＭＳ Ｐ明朝" w:hAnsi="ＭＳ Ｐ明朝"/>
+          <w:sz w:val="24"/>
+        </w:rPr>
+      </w:pPr>
+      <w:r>
+        <w:rPr>
+          <w:rFonts w:ascii="ＭＳ Ｐ明朝" w:eastAsia="ＭＳ Ｐ明朝" w:hAnsi="ＭＳ Ｐ明朝"/>
+          <w:sz w:val="24"/>
+        </w:rPr>
+        <w:br w:type="page"/>
+      </w:r>
     </w:p>
     <w:p>
       <w:pPr>
@@ -5971,35 +6199,84 @@
           <w:sz w:val="24"/>
         </w:rPr>
       </w:pPr>
-      <w:r>
-        <w:rPr>
-          <w:rFonts w:ascii="ＭＳ Ｐ明朝" w:eastAsia="ＭＳ Ｐ明朝" w:hAnsi="ＭＳ Ｐ明朝" w:hint="eastAsia"/>
-          <w:sz w:val="24"/>
-        </w:rPr>
-        <w:t>・実行結果</w:t>
-      </w:r>
     </w:p>
     <w:p>
       <w:pPr>
-        <w:jc w:val="center"/>
-        <w:rPr>
-          <w:rFonts w:ascii="ＭＳ Ｐ明朝" w:eastAsia="ＭＳ Ｐ明朝" w:hAnsi="ＭＳ Ｐ明朝"/>
-          <w:sz w:val="24"/>
-        </w:rPr>
-      </w:pPr>
+        <w:rPr>
+          <w:rFonts w:ascii="ＭＳ Ｐ明朝" w:eastAsia="ＭＳ Ｐ明朝" w:hAnsi="ＭＳ Ｐ明朝"/>
+          <w:sz w:val="24"/>
+        </w:rPr>
+      </w:pPr>
+      <w:r>
+        <w:rPr>
+          <w:rFonts w:ascii="ＭＳ Ｐ明朝" w:eastAsia="ＭＳ Ｐ明朝" w:hAnsi="ＭＳ Ｐ明朝" w:hint="eastAsia"/>
+          <w:sz w:val="24"/>
+        </w:rPr>
+        <w:t>・実行結果</w:t>
+      </w:r>
     </w:p>
     <w:p>
       <w:pPr>
-        <w:rPr>
-          <w:rFonts w:ascii="ＭＳ Ｐ明朝" w:eastAsia="ＭＳ Ｐ明朝" w:hAnsi="ＭＳ Ｐ明朝"/>
-          <w:sz w:val="24"/>
-        </w:rPr>
-      </w:pPr>
+        <w:jc w:val="center"/>
+        <w:rPr>
+          <w:rFonts w:ascii="ＭＳ Ｐ明朝" w:eastAsia="ＭＳ Ｐ明朝" w:hAnsi="ＭＳ Ｐ明朝"/>
+          <w:sz w:val="24"/>
+        </w:rPr>
+      </w:pPr>
+      <w:r>
+        <w:rPr>
+          <w:rFonts w:ascii="ＭＳ Ｐ明朝" w:eastAsia="ＭＳ Ｐ明朝" w:hAnsi="ＭＳ Ｐ明朝"/>
+          <w:sz w:val="24"/>
+        </w:rPr>
+        <w:drawing>
+          <wp:inline distT="0" distB="0" distL="0" distR="0" wp14:anchorId="6AF034DD" wp14:editId="74C4A4BB">
+            <wp:extent cx="4079132" cy="4795736"/>
+            <wp:effectExtent l="0" t="0" r="0" b="0"/>
+            <wp:docPr id="1216062171" name="図 1"/>
+            <wp:cNvGraphicFramePr>
+              <a:graphicFrameLocks xmlns:a="http://schemas.openxmlformats.org/drawingml/2006/main" noChangeAspect="1"/>
+            </wp:cNvGraphicFramePr>
+            <a:graphic xmlns:a="http://schemas.openxmlformats.org/drawingml/2006/main">
+              <a:graphicData uri="http://schemas.openxmlformats.org/drawingml/2006/picture">
+                <pic:pic xmlns:pic="http://schemas.openxmlformats.org/drawingml/2006/picture">
+                  <pic:nvPicPr>
+                    <pic:cNvPr id="1216062171" name=""/>
+                    <pic:cNvPicPr/>
+                  </pic:nvPicPr>
+                  <pic:blipFill>
+                    <a:blip r:embed="rId9"/>
+                    <a:stretch>
+                      <a:fillRect/>
+                    </a:stretch>
+                  </pic:blipFill>
+                  <pic:spPr>
+                    <a:xfrm>
+                      <a:off x="0" y="0"/>
+                      <a:ext cx="4085633" cy="4803379"/>
+                    </a:xfrm>
+                    <a:prstGeom prst="rect">
+                      <a:avLst/>
+                    </a:prstGeom>
+                  </pic:spPr>
+                </pic:pic>
+              </a:graphicData>
+            </a:graphic>
+          </wp:inline>
+        </w:drawing>
+      </w:r>
     </w:p>
     <w:p>
       <w:pPr>
         <w:rPr>
           <w:rFonts w:ascii="ＭＳ Ｐ明朝" w:eastAsia="ＭＳ Ｐ明朝" w:hAnsi="ＭＳ Ｐ明朝"/>
+          <w:sz w:val="24"/>
+        </w:rPr>
+      </w:pPr>
+    </w:p>
+    <w:p>
+      <w:pPr>
+        <w:rPr>
+          <w:rFonts w:ascii="ＭＳ Ｐ明朝" w:eastAsia="ＭＳ Ｐ明朝" w:hAnsi="ＭＳ Ｐ明朝"/>
           <w:sz w:val="32"/>
           <w:szCs w:val="32"/>
         </w:rPr>
@@ -6184,6 +6461,7 @@
           <w:rFonts w:ascii="ＭＳ Ｐ明朝" w:eastAsia="ＭＳ Ｐ明朝" w:hAnsi="ＭＳ Ｐ明朝" w:hint="eastAsia"/>
           <w:sz w:val="24"/>
         </w:rPr>
+        <w:lastRenderedPageBreak/>
         <w:t>・実装概要</w:t>
       </w:r>
     </w:p>
@@ -6250,6 +6528,7 @@
         </w:rPr>
         <w:t>ファイルにある特徴量を記録する</w:t>
       </w:r>
+      <w:proofErr w:type="spellStart"/>
       <w:r>
         <w:rPr>
           <w:rFonts w:ascii="ＭＳ Ｐ明朝" w:eastAsia="ＭＳ Ｐ明朝" w:hAnsi="ＭＳ Ｐ明朝"/>
@@ -6257,6 +6536,7 @@
         </w:rPr>
         <w:t>DataPoint</w:t>
       </w:r>
+      <w:proofErr w:type="spellEnd"/>
       <w:r>
         <w:rPr>
           <w:rFonts w:ascii="ＭＳ Ｐ明朝" w:eastAsia="ＭＳ Ｐ明朝" w:hAnsi="ＭＳ Ｐ明朝" w:hint="eastAsia"/>
@@ -6264,6 +6544,7 @@
         </w:rPr>
         <w:t>クラスと、マルウェアファミリーに関する様々な計算や出力を行う</w:t>
       </w:r>
+      <w:proofErr w:type="spellStart"/>
       <w:r>
         <w:rPr>
           <w:rFonts w:ascii="ＭＳ Ｐ明朝" w:eastAsia="ＭＳ Ｐ明朝" w:hAnsi="ＭＳ Ｐ明朝"/>
@@ -6271,6 +6552,7 @@
         </w:rPr>
         <w:t>MalwareFile</w:t>
       </w:r>
+      <w:proofErr w:type="spellEnd"/>
       <w:r>
         <w:rPr>
           <w:rFonts w:ascii="ＭＳ Ｐ明朝" w:eastAsia="ＭＳ Ｐ明朝" w:hAnsi="ＭＳ Ｐ明朝" w:hint="eastAsia"/>
@@ -6292,6 +6574,7 @@
         </w:rPr>
         <w:t>つを用意した。</w:t>
       </w:r>
+      <w:proofErr w:type="spellStart"/>
       <w:r>
         <w:rPr>
           <w:rFonts w:ascii="ＭＳ Ｐ明朝" w:eastAsia="ＭＳ Ｐ明朝" w:hAnsi="ＭＳ Ｐ明朝"/>
@@ -6299,6 +6582,7 @@
         </w:rPr>
         <w:t>DataPoint</w:t>
       </w:r>
+      <w:proofErr w:type="spellEnd"/>
       <w:r>
         <w:rPr>
           <w:rFonts w:ascii="ＭＳ Ｐ明朝" w:eastAsia="ＭＳ Ｐ明朝" w:hAnsi="ＭＳ Ｐ明朝" w:hint="eastAsia"/>
@@ -6306,6 +6590,7 @@
         </w:rPr>
         <w:t>クラスは特徴量を初期化するコンストラクタとそれぞれの特徴量を返すゲッターのメンバ関数と、特徴量を保持するメンバ変数によって構成されている。</w:t>
       </w:r>
+      <w:proofErr w:type="spellStart"/>
       <w:r>
         <w:rPr>
           <w:rFonts w:ascii="ＭＳ Ｐ明朝" w:eastAsia="ＭＳ Ｐ明朝" w:hAnsi="ＭＳ Ｐ明朝"/>
@@ -6313,6 +6598,7 @@
         </w:rPr>
         <w:t>MalwareFile</w:t>
       </w:r>
+      <w:proofErr w:type="spellEnd"/>
       <w:r>
         <w:rPr>
           <w:rFonts w:ascii="ＭＳ Ｐ明朝" w:eastAsia="ＭＳ Ｐ明朝" w:hAnsi="ＭＳ Ｐ明朝" w:hint="eastAsia"/>
@@ -6362,6 +6648,7 @@
         </w:rPr>
         <w:t>と</w:t>
       </w:r>
+      <w:proofErr w:type="gramStart"/>
       <w:r>
         <w:rPr>
           <w:rFonts w:ascii="ＭＳ Ｐ明朝" w:eastAsia="ＭＳ Ｐ明朝" w:hAnsi="ＭＳ Ｐ明朝"/>
@@ -6369,6 +6656,7 @@
         </w:rPr>
         <w:t>b</w:t>
       </w:r>
+      <w:proofErr w:type="gramEnd"/>
       <w:r>
         <w:rPr>
           <w:rFonts w:ascii="ＭＳ Ｐ明朝" w:eastAsia="ＭＳ Ｐ明朝" w:hAnsi="ＭＳ Ｐ明朝" w:hint="eastAsia"/>
@@ -6376,6 +6664,7 @@
         </w:rPr>
         <w:t>のメンバ変数と、コンストラクタ、ファイルの読み込みと値の格納をする</w:t>
       </w:r>
+      <w:proofErr w:type="spellStart"/>
       <w:r>
         <w:rPr>
           <w:rFonts w:ascii="ＭＳ Ｐ明朝" w:eastAsia="ＭＳ Ｐ明朝" w:hAnsi="ＭＳ Ｐ明朝"/>
@@ -6383,6 +6672,7 @@
         </w:rPr>
         <w:t>loadFile</w:t>
       </w:r>
+      <w:proofErr w:type="spellEnd"/>
       <w:r>
         <w:rPr>
           <w:rFonts w:ascii="ＭＳ Ｐ明朝" w:eastAsia="ＭＳ Ｐ明朝" w:hAnsi="ＭＳ Ｐ明朝" w:hint="eastAsia"/>
@@ -6390,6 +6680,7 @@
         </w:rPr>
         <w:t>、最小二乗法を行う</w:t>
       </w:r>
+      <w:proofErr w:type="spellStart"/>
       <w:r>
         <w:rPr>
           <w:rFonts w:ascii="ＭＳ Ｐ明朝" w:eastAsia="ＭＳ Ｐ明朝" w:hAnsi="ＭＳ Ｐ明朝"/>
@@ -6397,6 +6688,7 @@
         </w:rPr>
         <w:t>fitModel</w:t>
       </w:r>
+      <w:proofErr w:type="spellEnd"/>
       <w:r>
         <w:rPr>
           <w:rFonts w:ascii="ＭＳ Ｐ明朝" w:eastAsia="ＭＳ Ｐ明朝" w:hAnsi="ＭＳ Ｐ明朝" w:hint="eastAsia"/>
@@ -6404,6 +6696,7 @@
         </w:rPr>
         <w:t>、点と直線の距離を計算する</w:t>
       </w:r>
+      <w:proofErr w:type="spellStart"/>
       <w:r>
         <w:rPr>
           <w:rFonts w:ascii="ＭＳ Ｐ明朝" w:eastAsia="ＭＳ Ｐ明朝" w:hAnsi="ＭＳ Ｐ明朝"/>
@@ -6411,6 +6704,7 @@
         </w:rPr>
         <w:t>distToLine</w:t>
       </w:r>
+      <w:proofErr w:type="spellEnd"/>
       <w:r>
         <w:rPr>
           <w:rFonts w:ascii="ＭＳ Ｐ明朝" w:eastAsia="ＭＳ Ｐ明朝" w:hAnsi="ＭＳ Ｐ明朝" w:hint="eastAsia"/>
@@ -6418,6 +6712,7 @@
         </w:rPr>
         <w:t>、平均距離を計算する</w:t>
       </w:r>
+      <w:proofErr w:type="spellStart"/>
       <w:r>
         <w:rPr>
           <w:rFonts w:ascii="ＭＳ Ｐ明朝" w:eastAsia="ＭＳ Ｐ明朝" w:hAnsi="ＭＳ Ｐ明朝"/>
@@ -6425,6 +6720,7 @@
         </w:rPr>
         <w:t>avgDist</w:t>
       </w:r>
+      <w:proofErr w:type="spellEnd"/>
       <w:r>
         <w:rPr>
           <w:rFonts w:ascii="ＭＳ Ｐ明朝" w:eastAsia="ＭＳ Ｐ明朝" w:hAnsi="ＭＳ Ｐ明朝" w:hint="eastAsia"/>
@@ -6432,6 +6728,7 @@
         </w:rPr>
         <w:t>、モデルの出力を行う</w:t>
       </w:r>
+      <w:proofErr w:type="spellStart"/>
       <w:r>
         <w:rPr>
           <w:rFonts w:ascii="ＭＳ Ｐ明朝" w:eastAsia="ＭＳ Ｐ明朝" w:hAnsi="ＭＳ Ｐ明朝"/>
@@ -6439,6 +6736,7 @@
         </w:rPr>
         <w:t>printModel</w:t>
       </w:r>
+      <w:proofErr w:type="spellEnd"/>
       <w:r>
         <w:rPr>
           <w:rFonts w:ascii="ＭＳ Ｐ明朝" w:eastAsia="ＭＳ Ｐ明朝" w:hAnsi="ＭＳ Ｐ明朝" w:hint="eastAsia"/>
@@ -6446,6 +6744,7 @@
         </w:rPr>
         <w:t>のメンバ関数によって構成されている。</w:t>
       </w:r>
+      <w:proofErr w:type="spellStart"/>
       <w:r>
         <w:rPr>
           <w:rFonts w:ascii="ＭＳ Ｐ明朝" w:eastAsia="ＭＳ Ｐ明朝" w:hAnsi="ＭＳ Ｐ明朝"/>
@@ -6453,6 +6752,7 @@
         </w:rPr>
         <w:t>DataPoint</w:t>
       </w:r>
+      <w:proofErr w:type="spellEnd"/>
       <w:r>
         <w:rPr>
           <w:rFonts w:ascii="ＭＳ Ｐ明朝" w:eastAsia="ＭＳ Ｐ明朝" w:hAnsi="ＭＳ Ｐ明朝" w:hint="eastAsia"/>
@@ -6460,6 +6760,7 @@
         </w:rPr>
         <w:t>はすでに説明仕切ったというほどの内容なので、</w:t>
       </w:r>
+      <w:proofErr w:type="spellStart"/>
       <w:r>
         <w:rPr>
           <w:rFonts w:ascii="ＭＳ Ｐ明朝" w:eastAsia="ＭＳ Ｐ明朝" w:hAnsi="ＭＳ Ｐ明朝"/>
@@ -6467,6 +6768,7 @@
         </w:rPr>
         <w:t>MalwareFile</w:t>
       </w:r>
+      <w:proofErr w:type="spellEnd"/>
       <w:r>
         <w:rPr>
           <w:rFonts w:ascii="ＭＳ Ｐ明朝" w:eastAsia="ＭＳ Ｐ明朝" w:hAnsi="ＭＳ Ｐ明朝" w:hint="eastAsia"/>
@@ -6489,6 +6791,7 @@
         </w:rPr>
         <w:t xml:space="preserve">　ファイルの読み込みと値の格納を行う</w:t>
       </w:r>
+      <w:proofErr w:type="spellStart"/>
       <w:r>
         <w:rPr>
           <w:rFonts w:ascii="ＭＳ Ｐ明朝" w:eastAsia="ＭＳ Ｐ明朝" w:hAnsi="ＭＳ Ｐ明朝"/>
@@ -6496,6 +6799,7 @@
         </w:rPr>
         <w:t>loadFile</w:t>
       </w:r>
+      <w:proofErr w:type="spellEnd"/>
       <w:r>
         <w:rPr>
           <w:rFonts w:ascii="ＭＳ Ｐ明朝" w:eastAsia="ＭＳ Ｐ明朝" w:hAnsi="ＭＳ Ｐ明朝" w:hint="eastAsia"/>
@@ -6587,6 +6891,7 @@
         </w:rPr>
         <w:t>型に変換して、それを</w:t>
       </w:r>
+      <w:proofErr w:type="spellStart"/>
       <w:r>
         <w:rPr>
           <w:rFonts w:ascii="ＭＳ Ｐ明朝" w:eastAsia="ＭＳ Ｐ明朝" w:hAnsi="ＭＳ Ｐ明朝"/>
@@ -6594,13 +6899,15 @@
         </w:rPr>
         <w:t>DataPoint</w:t>
       </w:r>
-      <w:r>
-        <w:rPr>
-          <w:rFonts w:ascii="ＭＳ Ｐ明朝" w:eastAsia="ＭＳ Ｐ明朝" w:hAnsi="ＭＳ Ｐ明朝" w:hint="eastAsia"/>
-          <w:sz w:val="24"/>
-        </w:rPr>
-        <w:t>クラスのオブジェクトとして定義する。この流れをファイル全て</w:t>
-      </w:r>
+      <w:proofErr w:type="spellEnd"/>
+      <w:r>
+        <w:rPr>
+          <w:rFonts w:ascii="ＭＳ Ｐ明朝" w:eastAsia="ＭＳ Ｐ明朝" w:hAnsi="ＭＳ Ｐ明朝" w:hint="eastAsia"/>
+          <w:sz w:val="24"/>
+        </w:rPr>
+        <w:t>クラスのオブジェクトとして定義する。この流れ</w:t>
+      </w:r>
+      <w:proofErr w:type="gramStart"/>
       <w:r>
         <w:rPr>
           <w:rFonts w:ascii="ＭＳ Ｐ明朝" w:eastAsia="ＭＳ Ｐ明朝" w:hAnsi="ＭＳ Ｐ明朝" w:hint="eastAsia"/>
@@ -6608,6 +6915,23 @@
         </w:rPr>
         <w:t>を</w:t>
       </w:r>
+      <w:proofErr w:type="gramEnd"/>
+      <w:r>
+        <w:rPr>
+          <w:rFonts w:ascii="ＭＳ Ｐ明朝" w:eastAsia="ＭＳ Ｐ明朝" w:hAnsi="ＭＳ Ｐ明朝" w:hint="eastAsia"/>
+          <w:sz w:val="24"/>
+        </w:rPr>
+        <w:t>ファイル全て</w:t>
+      </w:r>
+      <w:proofErr w:type="gramStart"/>
+      <w:r>
+        <w:rPr>
+          <w:rFonts w:ascii="ＭＳ Ｐ明朝" w:eastAsia="ＭＳ Ｐ明朝" w:hAnsi="ＭＳ Ｐ明朝" w:hint="eastAsia"/>
+          <w:sz w:val="24"/>
+        </w:rPr>
+        <w:t>を</w:t>
+      </w:r>
+      <w:proofErr w:type="gramEnd"/>
       <w:r>
         <w:rPr>
           <w:rFonts w:ascii="ＭＳ Ｐ明朝" w:eastAsia="ＭＳ Ｐ明朝" w:hAnsi="ＭＳ Ｐ明朝" w:hint="eastAsia"/>
@@ -6628,9 +6952,9 @@
           <w:rFonts w:ascii="ＭＳ Ｐ明朝" w:eastAsia="ＭＳ Ｐ明朝" w:hAnsi="ＭＳ Ｐ明朝" w:hint="eastAsia"/>
           <w:sz w:val="24"/>
         </w:rPr>
-        <w:lastRenderedPageBreak/>
         <w:t xml:space="preserve">　次に最小二乗法のモデルを作成する</w:t>
       </w:r>
+      <w:proofErr w:type="spellStart"/>
       <w:r>
         <w:rPr>
           <w:rFonts w:ascii="ＭＳ Ｐ明朝" w:eastAsia="ＭＳ Ｐ明朝" w:hAnsi="ＭＳ Ｐ明朝"/>
@@ -6638,6 +6962,7 @@
         </w:rPr>
         <w:t>fitModel</w:t>
       </w:r>
+      <w:proofErr w:type="spellEnd"/>
       <w:r>
         <w:rPr>
           <w:rFonts w:ascii="ＭＳ Ｐ明朝" w:eastAsia="ＭＳ Ｐ明朝" w:hAnsi="ＭＳ Ｐ明朝" w:hint="eastAsia"/>
@@ -7075,6 +7400,7 @@
         </w:rPr>
         <w:t>従って</w:t>
       </w:r>
+      <w:proofErr w:type="spellStart"/>
       <w:r>
         <w:rPr>
           <w:rFonts w:ascii="ＭＳ Ｐ明朝" w:eastAsia="ＭＳ Ｐ明朝" w:hAnsi="ＭＳ Ｐ明朝"/>
@@ -7082,6 +7408,7 @@
         </w:rPr>
         <w:t>fitModel</w:t>
       </w:r>
+      <w:proofErr w:type="spellEnd"/>
       <w:r>
         <w:rPr>
           <w:rFonts w:ascii="ＭＳ Ｐ明朝" w:eastAsia="ＭＳ Ｐ明朝" w:hAnsi="ＭＳ Ｐ明朝" w:hint="eastAsia"/>
@@ -7089,6 +7416,7 @@
         </w:rPr>
         <w:t>関数では、最初にデータを取得して平均値を求めたあと、分散と共分散を算出し、最後に係数を求めるという処理を行なっている。また、このモデルを出力する</w:t>
       </w:r>
+      <w:proofErr w:type="spellStart"/>
       <w:r>
         <w:rPr>
           <w:rFonts w:ascii="ＭＳ Ｐ明朝" w:eastAsia="ＭＳ Ｐ明朝" w:hAnsi="ＭＳ Ｐ明朝"/>
@@ -7096,6 +7424,7 @@
         </w:rPr>
         <w:t>printModel</w:t>
       </w:r>
+      <w:proofErr w:type="spellEnd"/>
       <w:r>
         <w:rPr>
           <w:rFonts w:ascii="ＭＳ Ｐ明朝" w:eastAsia="ＭＳ Ｐ明朝" w:hAnsi="ＭＳ Ｐ明朝" w:hint="eastAsia"/>
@@ -7116,6 +7445,7 @@
           <w:rFonts w:ascii="ＭＳ Ｐ明朝" w:eastAsia="ＭＳ Ｐ明朝" w:hAnsi="ＭＳ Ｐ明朝"/>
           <w:sz w:val="24"/>
         </w:rPr>
+        <w:lastRenderedPageBreak/>
         <w:t xml:space="preserve"> </w:t>
       </w:r>
       <w:r>
@@ -7146,6 +7476,7 @@
         </w:rPr>
         <w:t>データの直線距離の平均を</w:t>
       </w:r>
+      <w:proofErr w:type="spellStart"/>
       <w:r>
         <w:rPr>
           <w:rFonts w:ascii="ＭＳ Ｐ明朝" w:eastAsia="ＭＳ Ｐ明朝" w:hAnsi="ＭＳ Ｐ明朝"/>
@@ -7153,6 +7484,7 @@
         </w:rPr>
         <w:t>avgDist</w:t>
       </w:r>
+      <w:proofErr w:type="spellEnd"/>
       <w:r>
         <w:rPr>
           <w:rFonts w:ascii="ＭＳ Ｐ明朝" w:eastAsia="ＭＳ Ｐ明朝" w:hAnsi="ＭＳ Ｐ明朝" w:hint="eastAsia"/>
@@ -7167,6 +7499,7 @@
         </w:rPr>
         <w:t>る。</w:t>
       </w:r>
+      <w:proofErr w:type="spellStart"/>
       <w:r>
         <w:rPr>
           <w:rFonts w:ascii="ＭＳ Ｐ明朝" w:eastAsia="ＭＳ Ｐ明朝" w:hAnsi="ＭＳ Ｐ明朝"/>
@@ -7174,6 +7507,7 @@
         </w:rPr>
         <w:t>DataPoint</w:t>
       </w:r>
+      <w:proofErr w:type="spellEnd"/>
       <w:r>
         <w:rPr>
           <w:rFonts w:ascii="ＭＳ Ｐ明朝" w:eastAsia="ＭＳ Ｐ明朝" w:hAnsi="ＭＳ Ｐ明朝" w:hint="eastAsia"/>
@@ -7258,6 +7592,7 @@
         </w:rPr>
         <w:t>点と直線の距離の計算は</w:t>
       </w:r>
+      <w:proofErr w:type="spellStart"/>
       <w:r>
         <w:rPr>
           <w:rFonts w:ascii="ＭＳ Ｐ明朝" w:eastAsia="ＭＳ Ｐ明朝" w:hAnsi="ＭＳ Ｐ明朝"/>
@@ -7265,6 +7600,7 @@
         </w:rPr>
         <w:t>distToLine</w:t>
       </w:r>
+      <w:proofErr w:type="spellEnd"/>
       <w:r>
         <w:rPr>
           <w:rFonts w:ascii="ＭＳ Ｐ明朝" w:eastAsia="ＭＳ Ｐ明朝" w:hAnsi="ＭＳ Ｐ明朝" w:hint="eastAsia"/>
@@ -7488,6 +7824,7 @@
         </w:rPr>
         <w:t xml:space="preserve">　</w:t>
       </w:r>
+      <w:proofErr w:type="spellStart"/>
       <w:r>
         <w:rPr>
           <w:rFonts w:ascii="ＭＳ Ｐ明朝" w:eastAsia="ＭＳ Ｐ明朝" w:hAnsi="ＭＳ Ｐ明朝"/>
@@ -7500,7 +7837,15 @@
           <w:rFonts w:ascii="ＭＳ Ｐ明朝" w:eastAsia="ＭＳ Ｐ明朝" w:hAnsi="ＭＳ Ｐ明朝" w:hint="eastAsia"/>
           <w:sz w:val="24"/>
         </w:rPr>
-        <w:t>kクラスについての説明が完了したため、最後に</w:t>
+        <w:t>k</w:t>
+      </w:r>
+      <w:proofErr w:type="spellEnd"/>
+      <w:r>
+        <w:rPr>
+          <w:rFonts w:ascii="ＭＳ Ｐ明朝" w:eastAsia="ＭＳ Ｐ明朝" w:hAnsi="ＭＳ Ｐ明朝" w:hint="eastAsia"/>
+          <w:sz w:val="24"/>
+        </w:rPr>
+        <w:t>クラスについての説明が完了したため、最後に</w:t>
       </w:r>
       <w:r>
         <w:rPr>
@@ -7558,6 +7903,7 @@
         </w:rPr>
         <w:t>次にそれぞれの引数の文字列とオブジェクトを対応させて</w:t>
       </w:r>
+      <w:proofErr w:type="spellStart"/>
       <w:r>
         <w:rPr>
           <w:rFonts w:ascii="ＭＳ Ｐ明朝" w:eastAsia="ＭＳ Ｐ明朝" w:hAnsi="ＭＳ Ｐ明朝"/>
@@ -7565,6 +7911,7 @@
         </w:rPr>
         <w:t>loadFile</w:t>
       </w:r>
+      <w:proofErr w:type="spellEnd"/>
       <w:r>
         <w:rPr>
           <w:rFonts w:ascii="ＭＳ Ｐ明朝" w:eastAsia="ＭＳ Ｐ明朝" w:hAnsi="ＭＳ Ｐ明朝" w:hint="eastAsia"/>
@@ -7579,6 +7926,7 @@
         </w:rPr>
         <w:t>そして</w:t>
       </w:r>
+      <w:proofErr w:type="spellStart"/>
       <w:r>
         <w:rPr>
           <w:rFonts w:ascii="ＭＳ Ｐ明朝" w:eastAsia="ＭＳ Ｐ明朝" w:hAnsi="ＭＳ Ｐ明朝"/>
@@ -7586,6 +7934,7 @@
         </w:rPr>
         <w:t>typeT</w:t>
       </w:r>
+      <w:proofErr w:type="spellEnd"/>
       <w:r>
         <w:rPr>
           <w:rFonts w:ascii="ＭＳ Ｐ明朝" w:eastAsia="ＭＳ Ｐ明朝" w:hAnsi="ＭＳ Ｐ明朝" w:hint="eastAsia"/>
@@ -7593,6 +7942,7 @@
         </w:rPr>
         <w:t>、</w:t>
       </w:r>
+      <w:proofErr w:type="spellStart"/>
       <w:r>
         <w:rPr>
           <w:rFonts w:ascii="ＭＳ Ｐ明朝" w:eastAsia="ＭＳ Ｐ明朝" w:hAnsi="ＭＳ Ｐ明朝"/>
@@ -7600,6 +7950,7 @@
         </w:rPr>
         <w:t>typeW</w:t>
       </w:r>
+      <w:proofErr w:type="spellEnd"/>
       <w:r>
         <w:rPr>
           <w:rFonts w:ascii="ＭＳ Ｐ明朝" w:eastAsia="ＭＳ Ｐ明朝" w:hAnsi="ＭＳ Ｐ明朝" w:hint="eastAsia"/>
@@ -7607,6 +7958,7 @@
         </w:rPr>
         <w:t>、</w:t>
       </w:r>
+      <w:proofErr w:type="spellStart"/>
       <w:r>
         <w:rPr>
           <w:rFonts w:ascii="ＭＳ Ｐ明朝" w:eastAsia="ＭＳ Ｐ明朝" w:hAnsi="ＭＳ Ｐ明朝"/>
@@ -7614,6 +7966,7 @@
         </w:rPr>
         <w:t>typeR</w:t>
       </w:r>
+      <w:proofErr w:type="spellEnd"/>
       <w:r>
         <w:rPr>
           <w:rFonts w:ascii="ＭＳ Ｐ明朝" w:eastAsia="ＭＳ Ｐ明朝" w:hAnsi="ＭＳ Ｐ明朝" w:hint="eastAsia"/>
@@ -7621,6 +7974,7 @@
         </w:rPr>
         <w:t>のモデルを</w:t>
       </w:r>
+      <w:proofErr w:type="spellStart"/>
       <w:r>
         <w:rPr>
           <w:rFonts w:ascii="ＭＳ Ｐ明朝" w:eastAsia="ＭＳ Ｐ明朝" w:hAnsi="ＭＳ Ｐ明朝"/>
@@ -7628,6 +7982,7 @@
         </w:rPr>
         <w:t>fitModel</w:t>
       </w:r>
+      <w:proofErr w:type="spellEnd"/>
       <w:r>
         <w:rPr>
           <w:rFonts w:ascii="ＭＳ Ｐ明朝" w:eastAsia="ＭＳ Ｐ明朝" w:hAnsi="ＭＳ Ｐ明朝" w:hint="eastAsia"/>
@@ -7635,6 +7990,7 @@
         </w:rPr>
         <w:t>で作成し、</w:t>
       </w:r>
+      <w:proofErr w:type="spellStart"/>
       <w:r>
         <w:rPr>
           <w:rFonts w:ascii="ＭＳ Ｐ明朝" w:eastAsia="ＭＳ Ｐ明朝" w:hAnsi="ＭＳ Ｐ明朝"/>
@@ -7642,6 +7998,7 @@
         </w:rPr>
         <w:t>printModel</w:t>
       </w:r>
+      <w:proofErr w:type="spellEnd"/>
       <w:r>
         <w:rPr>
           <w:rFonts w:ascii="ＭＳ Ｐ明朝" w:eastAsia="ＭＳ Ｐ明朝" w:hAnsi="ＭＳ Ｐ明朝" w:hint="eastAsia"/>
@@ -7719,7 +8076,6 @@
           <w:rFonts w:ascii="ＭＳ Ｐ明朝" w:eastAsia="ＭＳ Ｐ明朝" w:hAnsi="ＭＳ Ｐ明朝" w:hint="eastAsia"/>
           <w:sz w:val="24"/>
         </w:rPr>
-        <w:lastRenderedPageBreak/>
         <w:t>・実行結果</w:t>
       </w:r>
     </w:p>
@@ -7753,7 +8109,7 @@
                     <pic:cNvPicPr/>
                   </pic:nvPicPr>
                   <pic:blipFill>
-                    <a:blip r:embed="rId7"/>
+                    <a:blip r:embed="rId10"/>
                     <a:stretch>
                       <a:fillRect/>
                     </a:stretch>
@@ -7783,8 +8139,8 @@
       </w:pPr>
     </w:p>
     <w:sectPr>
-      <w:footerReference w:type="even" r:id="rId8"/>
-      <w:footerReference w:type="default" r:id="rId9"/>
+      <w:footerReference w:type="even" r:id="rId11"/>
+      <w:footerReference w:type="default" r:id="rId12"/>
       <w:pgSz w:w="11906" w:h="16838"/>
       <w:pgMar w:top="1985" w:right="1701" w:bottom="1701" w:left="1701" w:header="851" w:footer="992" w:gutter="0"/>
       <w:cols w:space="425"/>
@@ -8569,7 +8925,6 @@
   <w:style w:type="character" w:default="1" w:styleId="a0">
     <w:name w:val="Default Paragraph Font"/>
     <w:uiPriority w:val="1"/>
-    <w:semiHidden/>
     <w:unhideWhenUsed/>
   </w:style>
   <w:style w:type="table" w:default="1" w:styleId="a1">
